--- a/fuentes/228126_CF09_CFA.docx
+++ b/fuentes/228126_CF09_CFA.docx
@@ -1,6 +1,6 @@
 
 <file path=word/document.xml><?xml version="1.0" encoding="utf-8"?>
-<w:document xmlns:wpc="http://schemas.microsoft.com/office/word/2010/wordprocessingCanvas" xmlns:cx="http://schemas.microsoft.com/office/drawing/2014/chartex" xmlns:cx1="http://schemas.microsoft.com/office/drawing/2015/9/8/chartex" xmlns:cx2="http://schemas.microsoft.com/office/drawing/2015/10/21/chartex" xmlns:cx3="http://schemas.microsoft.com/office/drawing/2016/5/9/chartex" xmlns:cx4="http://schemas.microsoft.com/office/drawing/2016/5/10/chartex" xmlns:cx5="http://schemas.microsoft.com/office/drawing/2016/5/11/chartex" xmlns:cx6="http://schemas.microsoft.com/office/drawing/2016/5/12/chartex" xmlns:cx7="http://schemas.microsoft.com/office/drawing/2016/5/13/chartex" xmlns:cx8="http://schemas.microsoft.com/office/drawing/2016/5/14/chartex" xmlns:mc="http://schemas.openxmlformats.org/markup-compatibility/2006" xmlns:aink="http://schemas.microsoft.com/office/drawing/2016/ink" xmlns:am3d="http://schemas.microsoft.com/office/drawing/2017/model3d" xmlns:o="urn:schemas-microsoft-com:office:office" xmlns:r="http://schemas.openxmlformats.org/officeDocument/2006/relationships" xmlns:m="http://schemas.openxmlformats.org/officeDocument/2006/math" xmlns:v="urn:schemas-microsoft-com:vml" xmlns:wp14="http://schemas.microsoft.com/office/word/2010/wordprocessingDrawing" xmlns:wp="http://schemas.openxmlformats.org/drawingml/2006/wordprocessingDrawing" xmlns:w10="urn:schemas-microsoft-com:office:word" xmlns:w="http://schemas.openxmlformats.org/wordprocessingml/2006/main" xmlns:w14="http://schemas.microsoft.com/office/word/2010/wordml" xmlns:w15="http://schemas.microsoft.com/office/word/2012/wordml" xmlns:w16cex="http://schemas.microsoft.com/office/word/2018/wordml/cex" xmlns:w16cid="http://schemas.microsoft.com/office/word/2016/wordml/cid" xmlns:w16="http://schemas.microsoft.com/office/word/2018/wordml" xmlns:w16sdtdh="http://schemas.microsoft.com/office/word/2020/wordml/sdtdatahash" xmlns:w16se="http://schemas.microsoft.com/office/word/2015/wordml/symex" xmlns:wpg="http://schemas.microsoft.com/office/word/2010/wordprocessingGroup" xmlns:wpi="http://schemas.microsoft.com/office/word/2010/wordprocessingInk" xmlns:wne="http://schemas.microsoft.com/office/word/2006/wordml" xmlns:wps="http://schemas.microsoft.com/office/word/2010/wordprocessingShape" mc:Ignorable="w14 w15 w16se w16cid w16 w16cex w16sdtdh wp14">
+<w:document xmlns:wpc="http://schemas.microsoft.com/office/word/2010/wordprocessingCanvas" xmlns:cx="http://schemas.microsoft.com/office/drawing/2014/chartex" xmlns:cx1="http://schemas.microsoft.com/office/drawing/2015/9/8/chartex" xmlns:cx2="http://schemas.microsoft.com/office/drawing/2015/10/21/chartex" xmlns:cx3="http://schemas.microsoft.com/office/drawing/2016/5/9/chartex" xmlns:cx4="http://schemas.microsoft.com/office/drawing/2016/5/10/chartex" xmlns:cx5="http://schemas.microsoft.com/office/drawing/2016/5/11/chartex" xmlns:cx6="http://schemas.microsoft.com/office/drawing/2016/5/12/chartex" xmlns:cx7="http://schemas.microsoft.com/office/drawing/2016/5/13/chartex" xmlns:cx8="http://schemas.microsoft.com/office/drawing/2016/5/14/chartex" xmlns:mc="http://schemas.openxmlformats.org/markup-compatibility/2006" xmlns:aink="http://schemas.microsoft.com/office/drawing/2016/ink" xmlns:am3d="http://schemas.microsoft.com/office/drawing/2017/model3d" xmlns:o="urn:schemas-microsoft-com:office:office" xmlns:r="http://schemas.openxmlformats.org/officeDocument/2006/relationships" xmlns:m="http://schemas.openxmlformats.org/officeDocument/2006/math" xmlns:v="urn:schemas-microsoft-com:vml" xmlns:wp14="http://schemas.microsoft.com/office/word/2010/wordprocessingDrawing" xmlns:wp="http://schemas.openxmlformats.org/drawingml/2006/wordprocessingDrawing" xmlns:w10="urn:schemas-microsoft-com:office:word" xmlns:w="http://schemas.openxmlformats.org/wordprocessingml/2006/main" xmlns:w14="http://schemas.microsoft.com/office/word/2010/wordml" xmlns:w15="http://schemas.microsoft.com/office/word/2012/wordml" xmlns:w16cex="http://schemas.microsoft.com/office/word/2018/wordml/cex" xmlns:w16cid="http://schemas.microsoft.com/office/word/2016/wordml/cid" xmlns:w16="http://schemas.microsoft.com/office/word/2018/wordml" xmlns:w16se="http://schemas.microsoft.com/office/word/2015/wordml/symex" xmlns:wpg="http://schemas.microsoft.com/office/word/2010/wordprocessingGroup" xmlns:wpi="http://schemas.microsoft.com/office/word/2010/wordprocessingInk" xmlns:wne="http://schemas.microsoft.com/office/word/2006/wordml" xmlns:wps="http://schemas.microsoft.com/office/word/2010/wordprocessingShape" mc:Ignorable="w14 w15 w16se w16cid w16 w16cex wp14">
   <w:body>
     <w:p>
       <w:pPr>
@@ -205,7 +205,7 @@
               </wp:anchor>
             </w:drawing>
           </mc:Choice>
-          <mc:Fallback xmlns:oel="http://schemas.microsoft.com/office/2019/extlst">
+          <mc:Fallback xmlns:oel="http://schemas.microsoft.com/office/2019/extlst" xmlns:w16sdtdh="http://schemas.microsoft.com/office/word/2020/wordml/sdtdatahash">
             <w:pict>
               <v:rect w14:anchorId="4C256C62" id="Rectángulo 3" o:spid="_x0000_s1026" alt="&quot;&quot;" style="position:absolute;margin-left:-55.95pt;margin-top:26.4pt;width:613.85pt;height:164.25pt;z-index:-251655168;visibility:visible;mso-wrap-style:square;mso-height-percent:0;mso-wrap-distance-left:9pt;mso-wrap-distance-top:0;mso-wrap-distance-right:9pt;mso-wrap-distance-bottom:0;mso-position-horizontal:absolute;mso-position-horizontal-relative:text;mso-position-vertical:absolute;mso-position-vertical-relative:text;mso-height-percent:0;mso-height-relative:margin;v-text-anchor:middle" o:gfxdata="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" fillcolor="#00314d" stroked="f" strokeweight="1pt"/>
             </w:pict>
@@ -1177,7 +1177,7 @@
                 <w:noProof/>
                 <w:webHidden/>
               </w:rPr>
-              <w:t>24</w:t>
+              <w:t>25</w:t>
             </w:r>
             <w:r>
               <w:rPr>
@@ -1250,7 +1250,7 @@
                 <w:noProof/>
                 <w:webHidden/>
               </w:rPr>
-              <w:t>24</w:t>
+              <w:t>25</w:t>
             </w:r>
             <w:r>
               <w:rPr>
@@ -1325,7 +1325,7 @@
                 <w:noProof/>
                 <w:webHidden/>
               </w:rPr>
-              <w:t>26</w:t>
+              <w:t>27</w:t>
             </w:r>
             <w:r>
               <w:rPr>
@@ -1400,7 +1400,7 @@
                 <w:noProof/>
                 <w:webHidden/>
               </w:rPr>
-              <w:t>27</w:t>
+              <w:t>28</w:t>
             </w:r>
             <w:r>
               <w:rPr>
@@ -1475,7 +1475,7 @@
                 <w:noProof/>
                 <w:webHidden/>
               </w:rPr>
-              <w:t>29</w:t>
+              <w:t>30</w:t>
             </w:r>
             <w:r>
               <w:rPr>
@@ -1557,7 +1557,7 @@
                 <w:noProof/>
                 <w:webHidden/>
               </w:rPr>
-              <w:t>32</w:t>
+              <w:t>33</w:t>
             </w:r>
             <w:r>
               <w:rPr>
@@ -1639,7 +1639,7 @@
                 <w:noProof/>
                 <w:webHidden/>
               </w:rPr>
-              <w:t>32</w:t>
+              <w:t>33</w:t>
             </w:r>
             <w:r>
               <w:rPr>
@@ -1712,7 +1712,7 @@
                 <w:noProof/>
                 <w:webHidden/>
               </w:rPr>
-              <w:t>33</w:t>
+              <w:t>34</w:t>
             </w:r>
             <w:r>
               <w:rPr>
@@ -1785,7 +1785,7 @@
                 <w:noProof/>
                 <w:webHidden/>
               </w:rPr>
-              <w:t>36</w:t>
+              <w:t>37</w:t>
             </w:r>
             <w:r>
               <w:rPr>
@@ -1867,7 +1867,7 @@
                 <w:noProof/>
                 <w:webHidden/>
               </w:rPr>
-              <w:t>38</w:t>
+              <w:t>39</w:t>
             </w:r>
             <w:r>
               <w:rPr>
@@ -1949,7 +1949,7 @@
                 <w:noProof/>
                 <w:webHidden/>
               </w:rPr>
-              <w:t>41</w:t>
+              <w:t>42</w:t>
             </w:r>
             <w:r>
               <w:rPr>
@@ -2031,7 +2031,7 @@
                 <w:noProof/>
                 <w:webHidden/>
               </w:rPr>
-              <w:t>41</w:t>
+              <w:t>42</w:t>
             </w:r>
             <w:r>
               <w:rPr>
@@ -2104,7 +2104,7 @@
                 <w:noProof/>
                 <w:webHidden/>
               </w:rPr>
-              <w:t>43</w:t>
+              <w:t>44</w:t>
             </w:r>
             <w:r>
               <w:rPr>
@@ -2177,7 +2177,7 @@
                 <w:noProof/>
                 <w:webHidden/>
               </w:rPr>
-              <w:t>45</w:t>
+              <w:t>46</w:t>
             </w:r>
             <w:r>
               <w:rPr>
@@ -2250,7 +2250,7 @@
                 <w:noProof/>
                 <w:webHidden/>
               </w:rPr>
-              <w:t>47</w:t>
+              <w:t>48</w:t>
             </w:r>
             <w:r>
               <w:rPr>
@@ -2323,7 +2323,7 @@
                 <w:noProof/>
                 <w:webHidden/>
               </w:rPr>
-              <w:t>49</w:t>
+              <w:t>50</w:t>
             </w:r>
             <w:r>
               <w:rPr>
@@ -2405,7 +2405,7 @@
                 <w:noProof/>
                 <w:webHidden/>
               </w:rPr>
-              <w:t>51</w:t>
+              <w:t>52</w:t>
             </w:r>
             <w:r>
               <w:rPr>
@@ -2487,7 +2487,7 @@
                 <w:noProof/>
                 <w:webHidden/>
               </w:rPr>
-              <w:t>54</w:t>
+              <w:t>55</w:t>
             </w:r>
             <w:r>
               <w:rPr>
@@ -2569,7 +2569,7 @@
                 <w:noProof/>
                 <w:webHidden/>
               </w:rPr>
-              <w:t>54</w:t>
+              <w:t>55</w:t>
             </w:r>
             <w:r>
               <w:rPr>
@@ -2642,7 +2642,7 @@
                 <w:noProof/>
                 <w:webHidden/>
               </w:rPr>
-              <w:t>57</w:t>
+              <w:t>58</w:t>
             </w:r>
             <w:r>
               <w:rPr>
@@ -2715,7 +2715,7 @@
                 <w:noProof/>
                 <w:webHidden/>
               </w:rPr>
-              <w:t>60</w:t>
+              <w:t>61</w:t>
             </w:r>
             <w:r>
               <w:rPr>
@@ -2788,7 +2788,7 @@
                 <w:noProof/>
                 <w:webHidden/>
               </w:rPr>
-              <w:t>62</w:t>
+              <w:t>63</w:t>
             </w:r>
             <w:r>
               <w:rPr>
@@ -2861,7 +2861,7 @@
                 <w:noProof/>
                 <w:webHidden/>
               </w:rPr>
-              <w:t>64</w:t>
+              <w:t>65</w:t>
             </w:r>
             <w:r>
               <w:rPr>
@@ -2934,7 +2934,7 @@
                 <w:noProof/>
                 <w:webHidden/>
               </w:rPr>
-              <w:t>67</w:t>
+              <w:t>68</w:t>
             </w:r>
             <w:r>
               <w:rPr>
@@ -3007,7 +3007,7 @@
                 <w:noProof/>
                 <w:webHidden/>
               </w:rPr>
-              <w:t>68</w:t>
+              <w:t>69</w:t>
             </w:r>
             <w:r>
               <w:rPr>
@@ -3080,7 +3080,7 @@
                 <w:noProof/>
                 <w:webHidden/>
               </w:rPr>
-              <w:t>70</w:t>
+              <w:t>71</w:t>
             </w:r>
             <w:r>
               <w:rPr>
@@ -3153,7 +3153,7 @@
                 <w:noProof/>
                 <w:webHidden/>
               </w:rPr>
-              <w:t>71</w:t>
+              <w:t>72</w:t>
             </w:r>
             <w:r>
               <w:rPr>
@@ -3963,46 +3963,96 @@
         <w:rPr>
           <w:lang w:val="es-419" w:eastAsia="es-CO"/>
         </w:rPr>
-        <w:t xml:space="preserve">     |                                      [Producción] $$$$$</w:t>
-      </w:r>
-    </w:p>
-    <w:p>
-      <w:pPr>
-        <w:rPr>
-          <w:lang w:val="es-419" w:eastAsia="es-CO"/>
-        </w:rPr>
-      </w:pPr>
-      <w:r>
-        <w:rPr>
-          <w:lang w:val="es-419" w:eastAsia="es-CO"/>
-        </w:rPr>
-        <w:t xml:space="preserve">     |                              [Pruebas / QA] $$$</w:t>
-      </w:r>
-    </w:p>
-    <w:p>
-      <w:pPr>
-        <w:rPr>
-          <w:lang w:val="es-419" w:eastAsia="es-CO"/>
-        </w:rPr>
-      </w:pPr>
-      <w:r>
-        <w:rPr>
-          <w:lang w:val="es-419" w:eastAsia="es-CO"/>
-        </w:rPr>
-        <w:t xml:space="preserve">     |                       [Código] $$</w:t>
-      </w:r>
-    </w:p>
-    <w:p>
-      <w:pPr>
-        <w:rPr>
-          <w:lang w:val="es-419" w:eastAsia="es-CO"/>
-        </w:rPr>
-      </w:pPr>
-      <w:r>
-        <w:rPr>
-          <w:lang w:val="es-419" w:eastAsia="es-CO"/>
-        </w:rPr>
-        <w:t>Low  |                 [Análisis / Diseño] $</w:t>
+        <w:t xml:space="preserve">     |                                   </w:t>
+      </w:r>
+      <w:proofErr w:type="gramStart"/>
+      <w:r>
+        <w:rPr>
+          <w:lang w:val="es-419" w:eastAsia="es-CO"/>
+        </w:rPr>
+        <w:t xml:space="preserve">   [</w:t>
+      </w:r>
+      <w:proofErr w:type="gramEnd"/>
+      <w:r>
+        <w:rPr>
+          <w:lang w:val="es-419" w:eastAsia="es-CO"/>
+        </w:rPr>
+        <w:t>Producción] $$$$$</w:t>
+      </w:r>
+    </w:p>
+    <w:p>
+      <w:pPr>
+        <w:rPr>
+          <w:lang w:val="es-419" w:eastAsia="es-CO"/>
+        </w:rPr>
+      </w:pPr>
+      <w:r>
+        <w:rPr>
+          <w:lang w:val="es-419" w:eastAsia="es-CO"/>
+        </w:rPr>
+        <w:t xml:space="preserve">     |                           </w:t>
+      </w:r>
+      <w:proofErr w:type="gramStart"/>
+      <w:r>
+        <w:rPr>
+          <w:lang w:val="es-419" w:eastAsia="es-CO"/>
+        </w:rPr>
+        <w:t xml:space="preserve">   [</w:t>
+      </w:r>
+      <w:proofErr w:type="gramEnd"/>
+      <w:r>
+        <w:rPr>
+          <w:lang w:val="es-419" w:eastAsia="es-CO"/>
+        </w:rPr>
+        <w:t>Pruebas / QA] $$$</w:t>
+      </w:r>
+    </w:p>
+    <w:p>
+      <w:pPr>
+        <w:rPr>
+          <w:lang w:val="es-419" w:eastAsia="es-CO"/>
+        </w:rPr>
+      </w:pPr>
+      <w:r>
+        <w:rPr>
+          <w:lang w:val="es-419" w:eastAsia="es-CO"/>
+        </w:rPr>
+        <w:t xml:space="preserve">     |                    </w:t>
+      </w:r>
+      <w:proofErr w:type="gramStart"/>
+      <w:r>
+        <w:rPr>
+          <w:lang w:val="es-419" w:eastAsia="es-CO"/>
+        </w:rPr>
+        <w:t xml:space="preserve">   [</w:t>
+      </w:r>
+      <w:proofErr w:type="gramEnd"/>
+      <w:r>
+        <w:rPr>
+          <w:lang w:val="es-419" w:eastAsia="es-CO"/>
+        </w:rPr>
+        <w:t>Código] $$</w:t>
+      </w:r>
+    </w:p>
+    <w:p>
+      <w:pPr>
+        <w:rPr>
+          <w:lang w:val="es-419" w:eastAsia="es-CO"/>
+        </w:rPr>
+      </w:pPr>
+      <w:proofErr w:type="gramStart"/>
+      <w:r>
+        <w:rPr>
+          <w:lang w:val="es-419" w:eastAsia="es-CO"/>
+        </w:rPr>
+        <w:t>Low  |</w:t>
+      </w:r>
+      <w:proofErr w:type="gramEnd"/>
+      <w:r>
+        <w:rPr>
+          <w:lang w:val="es-419" w:eastAsia="es-CO"/>
+        </w:rPr>
+        <w:t xml:space="preserve">                 [Análisis / Diseño] $</w:t>
       </w:r>
     </w:p>
     <w:p>
@@ -7208,6 +7258,7 @@
         </w:rPr>
         <w:t xml:space="preserve">[ Historias en </w:t>
       </w:r>
+      <w:proofErr w:type="gramStart"/>
       <w:r>
         <w:rPr>
           <w:rStyle w:val="Extranjerismo"/>
@@ -7220,6 +7271,7 @@
         </w:rPr>
         <w:t xml:space="preserve"> ]</w:t>
       </w:r>
+      <w:proofErr w:type="gramEnd"/>
       <w:r>
         <w:rPr>
           <w:lang w:val="es-419" w:eastAsia="es-CO"/>
@@ -7888,9 +7940,9 @@
         <w:tblLook w:val="04A0" w:firstRow="1" w:lastRow="0" w:firstColumn="1" w:lastColumn="0" w:noHBand="0" w:noVBand="1"/>
       </w:tblPr>
       <w:tblGrid>
-        <w:gridCol w:w="2212"/>
-        <w:gridCol w:w="3870"/>
-        <w:gridCol w:w="3880"/>
+        <w:gridCol w:w="2039"/>
+        <w:gridCol w:w="3605"/>
+        <w:gridCol w:w="4318"/>
       </w:tblGrid>
       <w:tr>
         <w:trPr>
@@ -8238,6 +8290,10 @@
           <w:p>
             <w:pPr>
               <w:pStyle w:val="TablasSENA"/>
+              <w:numPr>
+                <w:ilvl w:val="0"/>
+                <w:numId w:val="61"/>
+              </w:numPr>
             </w:pPr>
             <w:r>
               <w:t>Historia redactada bajo el formato estándar.</w:t>
@@ -8246,6 +8302,10 @@
           <w:p>
             <w:pPr>
               <w:pStyle w:val="TablasSENA"/>
+              <w:numPr>
+                <w:ilvl w:val="0"/>
+                <w:numId w:val="61"/>
+              </w:numPr>
             </w:pPr>
             <w:r>
               <w:t>Criterios de aceptación (</w:t>
@@ -8262,6 +8322,10 @@
           <w:p>
             <w:pPr>
               <w:pStyle w:val="TablasSENA"/>
+              <w:numPr>
+                <w:ilvl w:val="0"/>
+                <w:numId w:val="61"/>
+              </w:numPr>
             </w:pPr>
             <w:r>
               <w:t>Mapeo de UX / UI disponible (</w:t>
@@ -8288,6 +8352,10 @@
           <w:p>
             <w:pPr>
               <w:pStyle w:val="TablasSENA"/>
+              <w:numPr>
+                <w:ilvl w:val="0"/>
+                <w:numId w:val="61"/>
+              </w:numPr>
             </w:pPr>
             <w:r>
               <w:t>Tarea estimada por el equipo técnico.</w:t>
@@ -8296,6 +8364,10 @@
           <w:p>
             <w:pPr>
               <w:pStyle w:val="TablasSENA"/>
+              <w:numPr>
+                <w:ilvl w:val="0"/>
+                <w:numId w:val="61"/>
+              </w:numPr>
             </w:pPr>
             <w:r>
               <w:t>Dependencias técnicas resueltas.</w:t>
@@ -8310,6 +8382,10 @@
           <w:p>
             <w:pPr>
               <w:pStyle w:val="TablasSENA"/>
+              <w:numPr>
+                <w:ilvl w:val="0"/>
+                <w:numId w:val="21"/>
+              </w:numPr>
             </w:pPr>
             <w:r>
               <w:t>Código fuente completamente escrito y refactorizado.</w:t>
@@ -8318,6 +8394,10 @@
           <w:p>
             <w:pPr>
               <w:pStyle w:val="TablasSENA"/>
+              <w:numPr>
+                <w:ilvl w:val="0"/>
+                <w:numId w:val="21"/>
+              </w:numPr>
             </w:pPr>
             <w:r>
               <w:t>Análisis estático de código sin alertas críticas (SonarQube).</w:t>
@@ -8326,6 +8406,10 @@
           <w:p>
             <w:pPr>
               <w:pStyle w:val="TablasSENA"/>
+              <w:numPr>
+                <w:ilvl w:val="0"/>
+                <w:numId w:val="21"/>
+              </w:numPr>
             </w:pPr>
             <w:r>
               <w:t>Pruebas unitarias ejecutadas con cobertura mínima del 80 %.</w:t>
@@ -8334,6 +8418,10 @@
           <w:p>
             <w:pPr>
               <w:pStyle w:val="TablasSENA"/>
+              <w:numPr>
+                <w:ilvl w:val="0"/>
+                <w:numId w:val="21"/>
+              </w:numPr>
             </w:pPr>
             <w:r>
               <w:t>Pruebas de integración y regresión aprobadas.</w:t>
@@ -8342,8 +8430,13 @@
           <w:p>
             <w:pPr>
               <w:pStyle w:val="TablasSENA"/>
+              <w:numPr>
+                <w:ilvl w:val="0"/>
+                <w:numId w:val="21"/>
+              </w:numPr>
             </w:pPr>
             <w:r>
+              <w:lastRenderedPageBreak/>
               <w:t>Revisión de código (</w:t>
             </w:r>
             <w:r>
@@ -8359,6 +8452,10 @@
           <w:p>
             <w:pPr>
               <w:pStyle w:val="TablasSENA"/>
+              <w:numPr>
+                <w:ilvl w:val="0"/>
+                <w:numId w:val="21"/>
+              </w:numPr>
             </w:pPr>
             <w:r>
               <w:t>Documentación técnica y de usuario actualizada.</w:t>
@@ -8367,9 +8464,12 @@
           <w:p>
             <w:pPr>
               <w:pStyle w:val="TablasSENA"/>
+              <w:numPr>
+                <w:ilvl w:val="0"/>
+                <w:numId w:val="21"/>
+              </w:numPr>
             </w:pPr>
             <w:r>
-              <w:lastRenderedPageBreak/>
               <w:t>Despliegue exitoso en el entorno de pruebas (</w:t>
             </w:r>
             <w:r>
@@ -8428,6 +8528,7 @@
           <w:noProof/>
           <w:lang w:val="es-419" w:eastAsia="es-CO"/>
         </w:rPr>
+        <w:lastRenderedPageBreak/>
         <w:drawing>
           <wp:inline distT="0" distB="0" distL="0" distR="0" wp14:anchorId="2152AA7D" wp14:editId="517F1370">
             <wp:extent cx="6324600" cy="3457575"/>
@@ -8539,8 +8640,16 @@
         <w:rPr>
           <w:lang w:val="es-419" w:eastAsia="es-CO"/>
         </w:rPr>
-        <w:t>[ Idea / requerimiento ]</w:t>
-      </w:r>
+        <w:t xml:space="preserve">[ Idea / </w:t>
+      </w:r>
+      <w:proofErr w:type="gramStart"/>
+      <w:r>
+        <w:rPr>
+          <w:lang w:val="es-419" w:eastAsia="es-CO"/>
+        </w:rPr>
+        <w:t>requerimiento ]</w:t>
+      </w:r>
+      <w:proofErr w:type="gramEnd"/>
       <w:r>
         <w:rPr>
           <w:lang w:val="es-419" w:eastAsia="es-CO"/>
@@ -9767,7 +9876,21 @@
         <w:rPr>
           <w:lang w:val="es-419" w:eastAsia="es-CO"/>
         </w:rPr>
-        <w:t>| [ LOGO ]        [ Inicio ] [ Servicios ] [ Contacto ] |</w:t>
+        <w:t xml:space="preserve">| [ </w:t>
+      </w:r>
+      <w:proofErr w:type="gramStart"/>
+      <w:r>
+        <w:rPr>
+          <w:lang w:val="es-419" w:eastAsia="es-CO"/>
+        </w:rPr>
+        <w:t>LOGO ]</w:t>
+      </w:r>
+      <w:proofErr w:type="gramEnd"/>
+      <w:r>
+        <w:rPr>
+          <w:lang w:val="es-419" w:eastAsia="es-CO"/>
+        </w:rPr>
+        <w:t xml:space="preserve">        [ Inicio ] [ Servicios ] [ Contacto ] |</w:t>
       </w:r>
     </w:p>
     <w:p>
@@ -9806,7 +9929,21 @@
         <w:rPr>
           <w:lang w:val="es-419" w:eastAsia="es-CO"/>
         </w:rPr>
-        <w:t>|   [ BANNER PRINCIPAL / TITULAR ]            |</w:t>
+        <w:t>|</w:t>
+      </w:r>
+      <w:proofErr w:type="gramStart"/>
+      <w:r>
+        <w:rPr>
+          <w:lang w:val="es-419" w:eastAsia="es-CO"/>
+        </w:rPr>
+        <w:t xml:space="preserve">   [</w:t>
+      </w:r>
+      <w:proofErr w:type="gramEnd"/>
+      <w:r>
+        <w:rPr>
+          <w:lang w:val="es-419" w:eastAsia="es-CO"/>
+        </w:rPr>
+        <w:t xml:space="preserve"> BANNER PRINCIPAL / TITULAR ]            |</w:t>
       </w:r>
     </w:p>
     <w:p>
@@ -9832,7 +9969,21 @@
         <w:rPr>
           <w:lang w:val="es-419" w:eastAsia="es-CO"/>
         </w:rPr>
-        <w:t>|   [ BOTÓN CTA ]                             |</w:t>
+        <w:t>|</w:t>
+      </w:r>
+      <w:proofErr w:type="gramStart"/>
+      <w:r>
+        <w:rPr>
+          <w:lang w:val="es-419" w:eastAsia="es-CO"/>
+        </w:rPr>
+        <w:t xml:space="preserve">   [</w:t>
+      </w:r>
+      <w:proofErr w:type="gramEnd"/>
+      <w:r>
+        <w:rPr>
+          <w:lang w:val="es-419" w:eastAsia="es-CO"/>
+        </w:rPr>
+        <w:t xml:space="preserve"> BOTÓN CTA ]                             |</w:t>
       </w:r>
     </w:p>
     <w:p>
@@ -9885,7 +10036,21 @@
         <w:rPr>
           <w:lang w:val="es-419" w:eastAsia="es-CO"/>
         </w:rPr>
-        <w:t xml:space="preserve"> 1 ]       | [ </w:t>
+        <w:t xml:space="preserve"> </w:t>
+      </w:r>
+      <w:proofErr w:type="gramStart"/>
+      <w:r>
+        <w:rPr>
+          <w:lang w:val="es-419" w:eastAsia="es-CO"/>
+        </w:rPr>
+        <w:t>1 ]</w:t>
+      </w:r>
+      <w:proofErr w:type="gramEnd"/>
+      <w:r>
+        <w:rPr>
+          <w:lang w:val="es-419" w:eastAsia="es-CO"/>
+        </w:rPr>
+        <w:t xml:space="preserve">       | [ </w:t>
       </w:r>
       <w:proofErr w:type="spellStart"/>
       <w:r>
@@ -12008,20 +12173,48 @@
         <w:rPr>
           <w:lang w:val="es-419" w:eastAsia="es-CO"/>
         </w:rPr>
-        <w:t>| [ Tarea A ]       | [ Tarea B ]      | [ Tarea C ]      | [ Tarea D ] |</w:t>
-      </w:r>
-    </w:p>
-    <w:p>
-      <w:pPr>
-        <w:rPr>
-          <w:lang w:val="es-419" w:eastAsia="es-CO"/>
-        </w:rPr>
-      </w:pPr>
-      <w:r>
-        <w:rPr>
-          <w:lang w:val="es-419" w:eastAsia="es-CO"/>
-        </w:rPr>
-        <w:t>| [ Tarea E ]       |                  |                  |             |</w:t>
+        <w:t xml:space="preserve">| [ Tarea </w:t>
+      </w:r>
+      <w:proofErr w:type="gramStart"/>
+      <w:r>
+        <w:rPr>
+          <w:lang w:val="es-419" w:eastAsia="es-CO"/>
+        </w:rPr>
+        <w:t>A ]</w:t>
+      </w:r>
+      <w:proofErr w:type="gramEnd"/>
+      <w:r>
+        <w:rPr>
+          <w:lang w:val="es-419" w:eastAsia="es-CO"/>
+        </w:rPr>
+        <w:t xml:space="preserve">       | [ Tarea B ]      | [ Tarea C ]      | [ Tarea D ] |</w:t>
+      </w:r>
+    </w:p>
+    <w:p>
+      <w:pPr>
+        <w:rPr>
+          <w:lang w:val="es-419" w:eastAsia="es-CO"/>
+        </w:rPr>
+      </w:pPr>
+      <w:r>
+        <w:rPr>
+          <w:lang w:val="es-419" w:eastAsia="es-CO"/>
+        </w:rPr>
+        <w:t xml:space="preserve">| [ Tarea </w:t>
+      </w:r>
+      <w:proofErr w:type="gramStart"/>
+      <w:r>
+        <w:rPr>
+          <w:lang w:val="es-419" w:eastAsia="es-CO"/>
+        </w:rPr>
+        <w:t>E ]</w:t>
+      </w:r>
+      <w:proofErr w:type="gramEnd"/>
+      <w:r>
+        <w:rPr>
+          <w:lang w:val="es-419" w:eastAsia="es-CO"/>
+        </w:rPr>
+        <w:t xml:space="preserve">       |                  |                  |             |</w:t>
       </w:r>
     </w:p>
     <w:p>
@@ -12964,8 +13157,16 @@
         <w:rPr>
           <w:lang w:val="es-419" w:eastAsia="es-CO"/>
         </w:rPr>
-        <w:t>[ Servidor origen ]</w:t>
-      </w:r>
+        <w:t xml:space="preserve">[ Servidor </w:t>
+      </w:r>
+      <w:proofErr w:type="gramStart"/>
+      <w:r>
+        <w:rPr>
+          <w:lang w:val="es-419" w:eastAsia="es-CO"/>
+        </w:rPr>
+        <w:t>origen ]</w:t>
+      </w:r>
+      <w:proofErr w:type="gramEnd"/>
       <w:r>
         <w:rPr>
           <w:lang w:val="es-419" w:eastAsia="es-CO"/>
@@ -13504,13 +13705,18 @@
             </w:r>
             <w:proofErr w:type="spellEnd"/>
             <w:r>
-              <w:t xml:space="preserve"> / .</w:t>
+              <w:t xml:space="preserve"> </w:t>
+            </w:r>
+            <w:proofErr w:type="gramStart"/>
+            <w:r>
+              <w:t>/ .</w:t>
             </w:r>
             <w:proofErr w:type="spellStart"/>
             <w:r>
               <w:t>mjs</w:t>
             </w:r>
             <w:proofErr w:type="spellEnd"/>
+            <w:proofErr w:type="gramEnd"/>
           </w:p>
         </w:tc>
         <w:tc>
@@ -13638,6 +13844,7 @@
             <w:pPr>
               <w:pStyle w:val="TablasSENA"/>
             </w:pPr>
+            <w:proofErr w:type="gramStart"/>
             <w:r>
               <w:t>.</w:t>
             </w:r>
@@ -13648,7 +13855,11 @@
               <w:t>web</w:t>
             </w:r>
             <w:r>
-              <w:t>p / .</w:t>
+              <w:t>p</w:t>
+            </w:r>
+            <w:proofErr w:type="gramEnd"/>
+            <w:r>
+              <w:t xml:space="preserve"> / .</w:t>
             </w:r>
             <w:proofErr w:type="spellStart"/>
             <w:r>
@@ -13804,8 +14015,13 @@
             <w:pPr>
               <w:pStyle w:val="TablasSENA"/>
             </w:pPr>
-            <w:r>
-              <w:t>.woff2 / .</w:t>
+            <w:proofErr w:type="gramStart"/>
+            <w:r>
+              <w:t>.woff</w:t>
+            </w:r>
+            <w:proofErr w:type="gramEnd"/>
+            <w:r>
+              <w:t>2 / .</w:t>
             </w:r>
             <w:proofErr w:type="spellStart"/>
             <w:r>
@@ -13880,6 +14096,7 @@
             <w:pPr>
               <w:pStyle w:val="TablasSENA"/>
             </w:pPr>
+            <w:proofErr w:type="gramStart"/>
             <w:r>
               <w:t>.</w:t>
             </w:r>
@@ -13888,6 +14105,7 @@
               <w:t>json</w:t>
             </w:r>
             <w:proofErr w:type="spellEnd"/>
+            <w:proofErr w:type="gramEnd"/>
             <w:r>
               <w:t xml:space="preserve"> / .</w:t>
             </w:r>
@@ -14220,11 +14438,19 @@
           <w:lang w:val="es-419" w:eastAsia="es-CO"/>
         </w:rPr>
       </w:pPr>
-      <w:r>
-        <w:rPr>
-          <w:lang w:val="es-419" w:eastAsia="es-CO"/>
-        </w:rPr>
-        <w:t xml:space="preserve">&lt;!-- Ejemplo de imagen responsiva con </w:t>
+      <w:proofErr w:type="gramStart"/>
+      <w:r>
+        <w:rPr>
+          <w:lang w:val="es-419" w:eastAsia="es-CO"/>
+        </w:rPr>
+        <w:t>&lt;!--</w:t>
+      </w:r>
+      <w:proofErr w:type="gramEnd"/>
+      <w:r>
+        <w:rPr>
+          <w:lang w:val="es-419" w:eastAsia="es-CO"/>
+        </w:rPr>
+        <w:t xml:space="preserve"> Ejemplo de imagen responsiva con </w:t>
       </w:r>
       <w:proofErr w:type="spellStart"/>
       <w:r>
@@ -14307,7 +14533,14 @@
         <w:rPr>
           <w:lang w:val="es-419" w:eastAsia="es-CO"/>
         </w:rPr>
-        <w:t>="foto-desktop.</w:t>
+        <w:t>="foto-</w:t>
+      </w:r>
+      <w:proofErr w:type="gramStart"/>
+      <w:r>
+        <w:rPr>
+          <w:lang w:val="es-419" w:eastAsia="es-CO"/>
+        </w:rPr>
+        <w:t>desktop.</w:t>
       </w:r>
       <w:r>
         <w:rPr>
@@ -14319,7 +14552,14 @@
         <w:rPr>
           <w:lang w:val="es-419" w:eastAsia="es-CO"/>
         </w:rPr>
-        <w:t>p" media="(min-</w:t>
+        <w:t>p</w:t>
+      </w:r>
+      <w:proofErr w:type="gramEnd"/>
+      <w:r>
+        <w:rPr>
+          <w:lang w:val="es-419" w:eastAsia="es-CO"/>
+        </w:rPr>
+        <w:t>" media="(min-</w:t>
       </w:r>
       <w:proofErr w:type="spellStart"/>
       <w:r>
@@ -14418,6 +14658,7 @@
         <w:t>="foto-</w:t>
       </w:r>
       <w:proofErr w:type="spellStart"/>
+      <w:proofErr w:type="gramStart"/>
       <w:r>
         <w:rPr>
           <w:lang w:val="es-419" w:eastAsia="es-CO"/>
@@ -14441,7 +14682,14 @@
         <w:rPr>
           <w:lang w:val="es-419" w:eastAsia="es-CO"/>
         </w:rPr>
-        <w:t>p" media="(</w:t>
+        <w:t>p</w:t>
+      </w:r>
+      <w:proofErr w:type="gramEnd"/>
+      <w:r>
+        <w:rPr>
+          <w:lang w:val="es-419" w:eastAsia="es-CO"/>
+        </w:rPr>
+        <w:t>" media="(</w:t>
       </w:r>
       <w:proofErr w:type="spellStart"/>
       <w:r>
@@ -15386,8 +15634,13 @@
             <w:pPr>
               <w:pStyle w:val="TablasSENA"/>
             </w:pPr>
-            <w:r>
-              <w:t xml:space="preserve">Creative </w:t>
+            <w:proofErr w:type="spellStart"/>
+            <w:r>
+              <w:t>Creative</w:t>
+            </w:r>
+            <w:proofErr w:type="spellEnd"/>
+            <w:r>
+              <w:t xml:space="preserve"> </w:t>
             </w:r>
             <w:proofErr w:type="spellStart"/>
             <w:r>
@@ -15423,7 +15676,13 @@
               <w:pStyle w:val="TablasSENA"/>
             </w:pPr>
             <w:r>
-              <w:t>Requisito de Atribución: se debe citar obligatoriamente al autor original.</w:t>
+              <w:t xml:space="preserve">Requisito de </w:t>
+            </w:r>
+            <w:r>
+              <w:t>a</w:t>
+            </w:r>
+            <w:r>
+              <w:t>tribución: se debe citar obligatoriamente al autor original.</w:t>
             </w:r>
           </w:p>
         </w:tc>
@@ -15484,7 +15743,13 @@
               <w:pStyle w:val="TablasSENA"/>
             </w:pPr>
             <w:r>
-              <w:t>No Comercial: prohibido su uso en productos que generen ingresos.</w:t>
+              <w:t xml:space="preserve">No </w:t>
+            </w:r>
+            <w:r>
+              <w:t>c</w:t>
+            </w:r>
+            <w:r>
+              <w:t>omercial: prohibido su uso en productos que generen ingresos.</w:t>
             </w:r>
           </w:p>
         </w:tc>
@@ -15542,7 +15807,13 @@
               <w:pStyle w:val="TablasSENA"/>
             </w:pPr>
             <w:r>
-              <w:t>Compartir Igual: las obras derivadas deben publicarse bajo la misma licencia.</w:t>
+              <w:t xml:space="preserve">Compartir </w:t>
+            </w:r>
+            <w:r>
+              <w:t>i</w:t>
+            </w:r>
+            <w:r>
+              <w:t>gual: las obras derivadas deben publicarse bajo la misma licencia.</w:t>
             </w:r>
           </w:p>
         </w:tc>
@@ -15816,6 +16087,7 @@
         </w:rPr>
         <w:t xml:space="preserve">[ Cliente / </w:t>
       </w:r>
+      <w:proofErr w:type="gramStart"/>
       <w:r>
         <w:rPr>
           <w:rStyle w:val="Extranjerismo"/>
@@ -15826,7 +16098,14 @@
         <w:rPr>
           <w:lang w:val="es-419" w:eastAsia="es-CO"/>
         </w:rPr>
-        <w:t xml:space="preserve"> ] </w:t>
+        <w:t xml:space="preserve"> ]</w:t>
+      </w:r>
+      <w:proofErr w:type="gramEnd"/>
+      <w:r>
+        <w:rPr>
+          <w:lang w:val="es-419" w:eastAsia="es-CO"/>
+        </w:rPr>
+        <w:t xml:space="preserve"> </w:t>
       </w:r>
       <w:r>
         <w:rPr>
@@ -16561,6 +16840,7 @@
         </w:rPr>
         <w:t xml:space="preserve">[ Cliente / </w:t>
       </w:r>
+      <w:proofErr w:type="gramStart"/>
       <w:r>
         <w:rPr>
           <w:rStyle w:val="Extranjerismo"/>
@@ -16573,6 +16853,7 @@
         </w:rPr>
         <w:t xml:space="preserve"> ]</w:t>
       </w:r>
+      <w:proofErr w:type="gramEnd"/>
       <w:r>
         <w:rPr>
           <w:lang w:val="es-419" w:eastAsia="es-CO"/>
@@ -16660,22 +16941,38 @@
           <w:szCs w:val="20"/>
           <w:lang w:val="es-ES_tradnl"/>
         </w:rPr>
-        <w:t xml:space="preserve"> ◄── </w:t>
-      </w:r>
-      <w:bookmarkEnd w:id="26"/>
+        <w:t xml:space="preserve"> ◄─</w:t>
+      </w:r>
+      <w:proofErr w:type="gramStart"/>
       <w:r>
         <w:rPr>
           <w:sz w:val="20"/>
           <w:szCs w:val="20"/>
           <w:lang w:val="es-ES_tradnl"/>
         </w:rPr>
+        <w:t xml:space="preserve">─ </w:t>
+      </w:r>
+      <w:bookmarkEnd w:id="26"/>
+      <w:r>
+        <w:rPr>
+          <w:sz w:val="20"/>
+          <w:szCs w:val="20"/>
+          <w:lang w:val="es-ES_tradnl"/>
+        </w:rPr>
         <w:t xml:space="preserve"> </w:t>
       </w:r>
       <w:r>
         <w:rPr>
           <w:lang w:val="es-419" w:eastAsia="es-CO"/>
         </w:rPr>
-        <w:t xml:space="preserve">Respuesta HTTP (Status 200, 404, 500 + </w:t>
+        <w:t>Respuesta</w:t>
+      </w:r>
+      <w:proofErr w:type="gramEnd"/>
+      <w:r>
+        <w:rPr>
+          <w:lang w:val="es-419" w:eastAsia="es-CO"/>
+        </w:rPr>
+        <w:t xml:space="preserve"> HTTP (Status 200, 404, 500 + </w:t>
       </w:r>
       <w:proofErr w:type="spellStart"/>
       <w:r>
@@ -17147,21 +17444,7 @@
         <w:rPr>
           <w:lang w:val="es-419" w:eastAsia="es-CO"/>
         </w:rPr>
-        <w:t xml:space="preserve"> </w:t>
-      </w:r>
-      <w:proofErr w:type="spellStart"/>
-      <w:r>
-        <w:rPr>
-          <w:lang w:val="es-419" w:eastAsia="es-CO"/>
-        </w:rPr>
-        <w:t>e</w:t>
-      </w:r>
-      <w:proofErr w:type="spellEnd"/>
-      <w:r>
-        <w:rPr>
-          <w:lang w:val="es-419" w:eastAsia="es-CO"/>
-        </w:rPr>
-        <w:t xml:space="preserve"> interfaces de programación de aplicaciones (API), se utilizan métodos HTTP estandarizados para indicar las operaciones que se realizarán sobre los recursos. Las respuestas del servidor incluyen códigos de estado que informan el resultado de la solicitud. La siguiente tabla presenta algunos de los métodos y códigos más utilizados:</w:t>
+        <w:t xml:space="preserve"> e interfaces de programación de aplicaciones (API), se utilizan métodos HTTP estandarizados para indicar las operaciones que se realizarán sobre los recursos. Las respuestas del servidor incluyen códigos de estado que informan el resultado de la solicitud. La siguiente tabla presenta algunos de los métodos y códigos más utilizados:</w:t>
       </w:r>
     </w:p>
     <w:p>
@@ -18516,7 +18799,21 @@
         <w:rPr>
           <w:lang w:val="es-419" w:eastAsia="es-CO"/>
         </w:rPr>
-        <w:t>|   |   |   | CONTENT (Texto/Imagen)   |   |   |   |</w:t>
+        <w:t>|   |   |   | CONTENT (Texto/</w:t>
+      </w:r>
+      <w:proofErr w:type="gramStart"/>
+      <w:r>
+        <w:rPr>
+          <w:lang w:val="es-419" w:eastAsia="es-CO"/>
+        </w:rPr>
+        <w:t xml:space="preserve">Imagen)   </w:t>
+      </w:r>
+      <w:proofErr w:type="gramEnd"/>
+      <w:r>
+        <w:rPr>
+          <w:lang w:val="es-419" w:eastAsia="es-CO"/>
+        </w:rPr>
+        <w:t>|   |   |   |</w:t>
       </w:r>
     </w:p>
     <w:p>
@@ -18675,7 +18972,7 @@
         <w:pStyle w:val="Prrafodelista"/>
         <w:numPr>
           <w:ilvl w:val="0"/>
-          <w:numId w:val="49"/>
+          <w:numId w:val="62"/>
         </w:numPr>
         <w:rPr>
           <w:lang w:val="es-419" w:eastAsia="es-CO"/>
@@ -18729,7 +19026,7 @@
         <w:pStyle w:val="Prrafodelista"/>
         <w:numPr>
           <w:ilvl w:val="0"/>
-          <w:numId w:val="49"/>
+          <w:numId w:val="62"/>
         </w:numPr>
         <w:rPr>
           <w:lang w:val="es-419" w:eastAsia="es-CO"/>
@@ -18767,7 +19064,7 @@
         <w:pStyle w:val="Prrafodelista"/>
         <w:numPr>
           <w:ilvl w:val="0"/>
-          <w:numId w:val="49"/>
+          <w:numId w:val="62"/>
         </w:numPr>
         <w:rPr>
           <w:lang w:val="es-419" w:eastAsia="es-CO"/>
@@ -19025,7 +19322,25 @@
           <w:lang w:val="es-419" w:eastAsia="es-CO"/>
         </w:rPr>
         <w:lastRenderedPageBreak/>
-        <w:t xml:space="preserve">Falsificación de solicitudes entre sitios (Cross-Site </w:t>
+        <w:t>Falsificación de solicitudes entre sitios (Cross-</w:t>
+      </w:r>
+      <w:proofErr w:type="spellStart"/>
+      <w:r>
+        <w:rPr>
+          <w:b/>
+          <w:bCs/>
+          <w:lang w:val="es-419" w:eastAsia="es-CO"/>
+        </w:rPr>
+        <w:t>Site</w:t>
+      </w:r>
+      <w:proofErr w:type="spellEnd"/>
+      <w:r>
+        <w:rPr>
+          <w:b/>
+          <w:bCs/>
+          <w:lang w:val="es-419" w:eastAsia="es-CO"/>
+        </w:rPr>
+        <w:t xml:space="preserve"> </w:t>
       </w:r>
       <w:proofErr w:type="spellStart"/>
       <w:r>
@@ -19883,7 +20198,21 @@
         <w:rPr>
           <w:lang w:val="es-419" w:eastAsia="es-CO"/>
         </w:rPr>
-        <w:t>| 1 | 2 | 3 |   (Fila única)</w:t>
+        <w:t>| 1 | 2 | 3 |</w:t>
+      </w:r>
+      <w:proofErr w:type="gramStart"/>
+      <w:r>
+        <w:rPr>
+          <w:lang w:val="es-419" w:eastAsia="es-CO"/>
+        </w:rPr>
+        <w:t xml:space="preserve">   (</w:t>
+      </w:r>
+      <w:proofErr w:type="gramEnd"/>
+      <w:r>
+        <w:rPr>
+          <w:lang w:val="es-419" w:eastAsia="es-CO"/>
+        </w:rPr>
+        <w:t>Fila única)</w:t>
       </w:r>
     </w:p>
     <w:p>
@@ -20484,13 +20813,23 @@
           <w:lang w:val="es-419" w:eastAsia="es-CO"/>
         </w:rPr>
       </w:pPr>
-      <w:r>
-        <w:rPr>
-          <w:b/>
-          <w:bCs/>
-          <w:lang w:val="es-419" w:eastAsia="es-CO"/>
-        </w:rPr>
-        <w:t xml:space="preserve">Cumulative </w:t>
+      <w:proofErr w:type="spellStart"/>
+      <w:r>
+        <w:rPr>
+          <w:b/>
+          <w:bCs/>
+          <w:lang w:val="es-419" w:eastAsia="es-CO"/>
+        </w:rPr>
+        <w:t>Cumulative</w:t>
+      </w:r>
+      <w:proofErr w:type="spellEnd"/>
+      <w:r>
+        <w:rPr>
+          <w:b/>
+          <w:bCs/>
+          <w:lang w:val="es-419" w:eastAsia="es-CO"/>
+        </w:rPr>
+        <w:t xml:space="preserve"> </w:t>
       </w:r>
       <w:proofErr w:type="spellStart"/>
       <w:r>
@@ -21552,11 +21891,16 @@
       </w:r>
     </w:p>
     <w:p>
-      <w:r>
-        <w:t xml:space="preserve">Creative </w:t>
-      </w:r>
       <w:proofErr w:type="spellStart"/>
       <w:r>
+        <w:t>Creative</w:t>
+      </w:r>
+      <w:proofErr w:type="spellEnd"/>
+      <w:r>
+        <w:t xml:space="preserve"> </w:t>
+      </w:r>
+      <w:proofErr w:type="spellStart"/>
+      <w:r>
         <w:t>Commons</w:t>
       </w:r>
       <w:proofErr w:type="spellEnd"/>
@@ -21609,7 +21953,15 @@
       </w:r>
       <w:proofErr w:type="spellEnd"/>
       <w:r>
-        <w:t xml:space="preserve">. Creative </w:t>
+        <w:t xml:space="preserve">. </w:t>
+      </w:r>
+      <w:proofErr w:type="spellStart"/>
+      <w:r>
+        <w:t>Creative</w:t>
+      </w:r>
+      <w:proofErr w:type="spellEnd"/>
+      <w:r>
+        <w:t xml:space="preserve"> </w:t>
       </w:r>
       <w:proofErr w:type="spellStart"/>
       <w:r>
@@ -22390,7 +22742,7 @@
 </file>
 
 <file path=word/endnotes.xml><?xml version="1.0" encoding="utf-8"?>
-<w:endnotes xmlns:wpc="http://schemas.microsoft.com/office/word/2010/wordprocessingCanvas" xmlns:cx="http://schemas.microsoft.com/office/drawing/2014/chartex" xmlns:cx1="http://schemas.microsoft.com/office/drawing/2015/9/8/chartex" xmlns:cx2="http://schemas.microsoft.com/office/drawing/2015/10/21/chartex" xmlns:cx3="http://schemas.microsoft.com/office/drawing/2016/5/9/chartex" xmlns:cx4="http://schemas.microsoft.com/office/drawing/2016/5/10/chartex" xmlns:cx5="http://schemas.microsoft.com/office/drawing/2016/5/11/chartex" xmlns:cx6="http://schemas.microsoft.com/office/drawing/2016/5/12/chartex" xmlns:cx7="http://schemas.microsoft.com/office/drawing/2016/5/13/chartex" xmlns:cx8="http://schemas.microsoft.com/office/drawing/2016/5/14/chartex" xmlns:mc="http://schemas.openxmlformats.org/markup-compatibility/2006" xmlns:aink="http://schemas.microsoft.com/office/drawing/2016/ink" xmlns:am3d="http://schemas.microsoft.com/office/drawing/2017/model3d" xmlns:o="urn:schemas-microsoft-com:office:office" xmlns:r="http://schemas.openxmlformats.org/officeDocument/2006/relationships" xmlns:m="http://schemas.openxmlformats.org/officeDocument/2006/math" xmlns:v="urn:schemas-microsoft-com:vml" xmlns:wp14="http://schemas.microsoft.com/office/word/2010/wordprocessingDrawing" xmlns:wp="http://schemas.openxmlformats.org/drawingml/2006/wordprocessingDrawing" xmlns:w10="urn:schemas-microsoft-com:office:word" xmlns:w="http://schemas.openxmlformats.org/wordprocessingml/2006/main" xmlns:w14="http://schemas.microsoft.com/office/word/2010/wordml" xmlns:w15="http://schemas.microsoft.com/office/word/2012/wordml" xmlns:w16cex="http://schemas.microsoft.com/office/word/2018/wordml/cex" xmlns:w16cid="http://schemas.microsoft.com/office/word/2016/wordml/cid" xmlns:w16="http://schemas.microsoft.com/office/word/2018/wordml" xmlns:w16sdtdh="http://schemas.microsoft.com/office/word/2020/wordml/sdtdatahash" xmlns:w16se="http://schemas.microsoft.com/office/word/2015/wordml/symex" xmlns:wpg="http://schemas.microsoft.com/office/word/2010/wordprocessingGroup" xmlns:wpi="http://schemas.microsoft.com/office/word/2010/wordprocessingInk" xmlns:wne="http://schemas.microsoft.com/office/word/2006/wordml" xmlns:wps="http://schemas.microsoft.com/office/word/2010/wordprocessingShape" mc:Ignorable="w14 w15 w16se w16cid w16 w16cex w16sdtdh wp14">
+<w:endnotes xmlns:wpc="http://schemas.microsoft.com/office/word/2010/wordprocessingCanvas" xmlns:cx="http://schemas.microsoft.com/office/drawing/2014/chartex" xmlns:cx1="http://schemas.microsoft.com/office/drawing/2015/9/8/chartex" xmlns:cx2="http://schemas.microsoft.com/office/drawing/2015/10/21/chartex" xmlns:cx3="http://schemas.microsoft.com/office/drawing/2016/5/9/chartex" xmlns:cx4="http://schemas.microsoft.com/office/drawing/2016/5/10/chartex" xmlns:cx5="http://schemas.microsoft.com/office/drawing/2016/5/11/chartex" xmlns:cx6="http://schemas.microsoft.com/office/drawing/2016/5/12/chartex" xmlns:cx7="http://schemas.microsoft.com/office/drawing/2016/5/13/chartex" xmlns:cx8="http://schemas.microsoft.com/office/drawing/2016/5/14/chartex" xmlns:mc="http://schemas.openxmlformats.org/markup-compatibility/2006" xmlns:aink="http://schemas.microsoft.com/office/drawing/2016/ink" xmlns:am3d="http://schemas.microsoft.com/office/drawing/2017/model3d" xmlns:o="urn:schemas-microsoft-com:office:office" xmlns:r="http://schemas.openxmlformats.org/officeDocument/2006/relationships" xmlns:m="http://schemas.openxmlformats.org/officeDocument/2006/math" xmlns:v="urn:schemas-microsoft-com:vml" xmlns:wp14="http://schemas.microsoft.com/office/word/2010/wordprocessingDrawing" xmlns:wp="http://schemas.openxmlformats.org/drawingml/2006/wordprocessingDrawing" xmlns:w10="urn:schemas-microsoft-com:office:word" xmlns:w="http://schemas.openxmlformats.org/wordprocessingml/2006/main" xmlns:w14="http://schemas.microsoft.com/office/word/2010/wordml" xmlns:w15="http://schemas.microsoft.com/office/word/2012/wordml" xmlns:w16cex="http://schemas.microsoft.com/office/word/2018/wordml/cex" xmlns:w16cid="http://schemas.microsoft.com/office/word/2016/wordml/cid" xmlns:w16="http://schemas.microsoft.com/office/word/2018/wordml" xmlns:w16se="http://schemas.microsoft.com/office/word/2015/wordml/symex" xmlns:wpg="http://schemas.microsoft.com/office/word/2010/wordprocessingGroup" xmlns:wpi="http://schemas.microsoft.com/office/word/2010/wordprocessingInk" xmlns:wne="http://schemas.microsoft.com/office/word/2006/wordml" xmlns:wps="http://schemas.microsoft.com/office/word/2010/wordprocessingShape" mc:Ignorable="w14 w15 w16se w16cid w16 w16cex wp14">
   <w:endnote w:type="separator" w:id="-1">
     <w:p>
       <w:pPr>
@@ -22415,7 +22767,7 @@
 </file>
 
 <file path=word/footer1.xml><?xml version="1.0" encoding="utf-8"?>
-<w:ftr xmlns:wpc="http://schemas.microsoft.com/office/word/2010/wordprocessingCanvas" xmlns:cx="http://schemas.microsoft.com/office/drawing/2014/chartex" xmlns:cx1="http://schemas.microsoft.com/office/drawing/2015/9/8/chartex" xmlns:cx2="http://schemas.microsoft.com/office/drawing/2015/10/21/chartex" xmlns:cx3="http://schemas.microsoft.com/office/drawing/2016/5/9/chartex" xmlns:cx4="http://schemas.microsoft.com/office/drawing/2016/5/10/chartex" xmlns:cx5="http://schemas.microsoft.com/office/drawing/2016/5/11/chartex" xmlns:cx6="http://schemas.microsoft.com/office/drawing/2016/5/12/chartex" xmlns:cx7="http://schemas.microsoft.com/office/drawing/2016/5/13/chartex" xmlns:cx8="http://schemas.microsoft.com/office/drawing/2016/5/14/chartex" xmlns:mc="http://schemas.openxmlformats.org/markup-compatibility/2006" xmlns:aink="http://schemas.microsoft.com/office/drawing/2016/ink" xmlns:am3d="http://schemas.microsoft.com/office/drawing/2017/model3d" xmlns:o="urn:schemas-microsoft-com:office:office" xmlns:r="http://schemas.openxmlformats.org/officeDocument/2006/relationships" xmlns:m="http://schemas.openxmlformats.org/officeDocument/2006/math" xmlns:v="urn:schemas-microsoft-com:vml" xmlns:wp14="http://schemas.microsoft.com/office/word/2010/wordprocessingDrawing" xmlns:wp="http://schemas.openxmlformats.org/drawingml/2006/wordprocessingDrawing" xmlns:w10="urn:schemas-microsoft-com:office:word" xmlns:w="http://schemas.openxmlformats.org/wordprocessingml/2006/main" xmlns:w14="http://schemas.microsoft.com/office/word/2010/wordml" xmlns:w15="http://schemas.microsoft.com/office/word/2012/wordml" xmlns:w16cex="http://schemas.microsoft.com/office/word/2018/wordml/cex" xmlns:w16cid="http://schemas.microsoft.com/office/word/2016/wordml/cid" xmlns:w16="http://schemas.microsoft.com/office/word/2018/wordml" xmlns:w16sdtdh="http://schemas.microsoft.com/office/word/2020/wordml/sdtdatahash" xmlns:w16se="http://schemas.microsoft.com/office/word/2015/wordml/symex" xmlns:wpg="http://schemas.microsoft.com/office/word/2010/wordprocessingGroup" xmlns:wpi="http://schemas.microsoft.com/office/word/2010/wordprocessingInk" xmlns:wne="http://schemas.microsoft.com/office/word/2006/wordml" xmlns:wps="http://schemas.microsoft.com/office/word/2010/wordprocessingShape" mc:Ignorable="w14 w15 w16se w16cid w16 w16cex w16sdtdh wp14">
+<w:ftr xmlns:wpc="http://schemas.microsoft.com/office/word/2010/wordprocessingCanvas" xmlns:cx="http://schemas.microsoft.com/office/drawing/2014/chartex" xmlns:cx1="http://schemas.microsoft.com/office/drawing/2015/9/8/chartex" xmlns:cx2="http://schemas.microsoft.com/office/drawing/2015/10/21/chartex" xmlns:cx3="http://schemas.microsoft.com/office/drawing/2016/5/9/chartex" xmlns:cx4="http://schemas.microsoft.com/office/drawing/2016/5/10/chartex" xmlns:cx5="http://schemas.microsoft.com/office/drawing/2016/5/11/chartex" xmlns:cx6="http://schemas.microsoft.com/office/drawing/2016/5/12/chartex" xmlns:cx7="http://schemas.microsoft.com/office/drawing/2016/5/13/chartex" xmlns:cx8="http://schemas.microsoft.com/office/drawing/2016/5/14/chartex" xmlns:mc="http://schemas.openxmlformats.org/markup-compatibility/2006" xmlns:aink="http://schemas.microsoft.com/office/drawing/2016/ink" xmlns:am3d="http://schemas.microsoft.com/office/drawing/2017/model3d" xmlns:o="urn:schemas-microsoft-com:office:office" xmlns:r="http://schemas.openxmlformats.org/officeDocument/2006/relationships" xmlns:m="http://schemas.openxmlformats.org/officeDocument/2006/math" xmlns:v="urn:schemas-microsoft-com:vml" xmlns:wp14="http://schemas.microsoft.com/office/word/2010/wordprocessingDrawing" xmlns:wp="http://schemas.openxmlformats.org/drawingml/2006/wordprocessingDrawing" xmlns:w10="urn:schemas-microsoft-com:office:word" xmlns:w="http://schemas.openxmlformats.org/wordprocessingml/2006/main" xmlns:w14="http://schemas.microsoft.com/office/word/2010/wordml" xmlns:w15="http://schemas.microsoft.com/office/word/2012/wordml" xmlns:w16cex="http://schemas.microsoft.com/office/word/2018/wordml/cex" xmlns:w16cid="http://schemas.microsoft.com/office/word/2016/wordml/cid" xmlns:w16="http://schemas.microsoft.com/office/word/2018/wordml" xmlns:w16se="http://schemas.microsoft.com/office/word/2015/wordml/symex" xmlns:wpg="http://schemas.microsoft.com/office/word/2010/wordprocessingGroup" xmlns:wpi="http://schemas.microsoft.com/office/word/2010/wordprocessingInk" xmlns:wne="http://schemas.microsoft.com/office/word/2006/wordml" xmlns:wps="http://schemas.microsoft.com/office/word/2010/wordprocessingShape" mc:Ignorable="w14 w15 w16se w16cid w16 w16cex wp14">
   <w:sdt>
     <w:sdtPr>
       <w:id w:val="-1465197936"/>
@@ -22461,7 +22813,7 @@
 </file>
 
 <file path=word/footnotes.xml><?xml version="1.0" encoding="utf-8"?>
-<w:footnotes xmlns:wpc="http://schemas.microsoft.com/office/word/2010/wordprocessingCanvas" xmlns:cx="http://schemas.microsoft.com/office/drawing/2014/chartex" xmlns:cx1="http://schemas.microsoft.com/office/drawing/2015/9/8/chartex" xmlns:cx2="http://schemas.microsoft.com/office/drawing/2015/10/21/chartex" xmlns:cx3="http://schemas.microsoft.com/office/drawing/2016/5/9/chartex" xmlns:cx4="http://schemas.microsoft.com/office/drawing/2016/5/10/chartex" xmlns:cx5="http://schemas.microsoft.com/office/drawing/2016/5/11/chartex" xmlns:cx6="http://schemas.microsoft.com/office/drawing/2016/5/12/chartex" xmlns:cx7="http://schemas.microsoft.com/office/drawing/2016/5/13/chartex" xmlns:cx8="http://schemas.microsoft.com/office/drawing/2016/5/14/chartex" xmlns:mc="http://schemas.openxmlformats.org/markup-compatibility/2006" xmlns:aink="http://schemas.microsoft.com/office/drawing/2016/ink" xmlns:am3d="http://schemas.microsoft.com/office/drawing/2017/model3d" xmlns:o="urn:schemas-microsoft-com:office:office" xmlns:r="http://schemas.openxmlformats.org/officeDocument/2006/relationships" xmlns:m="http://schemas.openxmlformats.org/officeDocument/2006/math" xmlns:v="urn:schemas-microsoft-com:vml" xmlns:wp14="http://schemas.microsoft.com/office/word/2010/wordprocessingDrawing" xmlns:wp="http://schemas.openxmlformats.org/drawingml/2006/wordprocessingDrawing" xmlns:w10="urn:schemas-microsoft-com:office:word" xmlns:w="http://schemas.openxmlformats.org/wordprocessingml/2006/main" xmlns:w14="http://schemas.microsoft.com/office/word/2010/wordml" xmlns:w15="http://schemas.microsoft.com/office/word/2012/wordml" xmlns:w16cex="http://schemas.microsoft.com/office/word/2018/wordml/cex" xmlns:w16cid="http://schemas.microsoft.com/office/word/2016/wordml/cid" xmlns:w16="http://schemas.microsoft.com/office/word/2018/wordml" xmlns:w16sdtdh="http://schemas.microsoft.com/office/word/2020/wordml/sdtdatahash" xmlns:w16se="http://schemas.microsoft.com/office/word/2015/wordml/symex" xmlns:wpg="http://schemas.microsoft.com/office/word/2010/wordprocessingGroup" xmlns:wpi="http://schemas.microsoft.com/office/word/2010/wordprocessingInk" xmlns:wne="http://schemas.microsoft.com/office/word/2006/wordml" xmlns:wps="http://schemas.microsoft.com/office/word/2010/wordprocessingShape" mc:Ignorable="w14 w15 w16se w16cid w16 w16cex w16sdtdh wp14">
+<w:footnotes xmlns:wpc="http://schemas.microsoft.com/office/word/2010/wordprocessingCanvas" xmlns:cx="http://schemas.microsoft.com/office/drawing/2014/chartex" xmlns:cx1="http://schemas.microsoft.com/office/drawing/2015/9/8/chartex" xmlns:cx2="http://schemas.microsoft.com/office/drawing/2015/10/21/chartex" xmlns:cx3="http://schemas.microsoft.com/office/drawing/2016/5/9/chartex" xmlns:cx4="http://schemas.microsoft.com/office/drawing/2016/5/10/chartex" xmlns:cx5="http://schemas.microsoft.com/office/drawing/2016/5/11/chartex" xmlns:cx6="http://schemas.microsoft.com/office/drawing/2016/5/12/chartex" xmlns:cx7="http://schemas.microsoft.com/office/drawing/2016/5/13/chartex" xmlns:cx8="http://schemas.microsoft.com/office/drawing/2016/5/14/chartex" xmlns:mc="http://schemas.openxmlformats.org/markup-compatibility/2006" xmlns:aink="http://schemas.microsoft.com/office/drawing/2016/ink" xmlns:am3d="http://schemas.microsoft.com/office/drawing/2017/model3d" xmlns:o="urn:schemas-microsoft-com:office:office" xmlns:r="http://schemas.openxmlformats.org/officeDocument/2006/relationships" xmlns:m="http://schemas.openxmlformats.org/officeDocument/2006/math" xmlns:v="urn:schemas-microsoft-com:vml" xmlns:wp14="http://schemas.microsoft.com/office/word/2010/wordprocessingDrawing" xmlns:wp="http://schemas.openxmlformats.org/drawingml/2006/wordprocessingDrawing" xmlns:w10="urn:schemas-microsoft-com:office:word" xmlns:w="http://schemas.openxmlformats.org/wordprocessingml/2006/main" xmlns:w14="http://schemas.microsoft.com/office/word/2010/wordml" xmlns:w15="http://schemas.microsoft.com/office/word/2012/wordml" xmlns:w16cex="http://schemas.microsoft.com/office/word/2018/wordml/cex" xmlns:w16cid="http://schemas.microsoft.com/office/word/2016/wordml/cid" xmlns:w16="http://schemas.microsoft.com/office/word/2018/wordml" xmlns:w16se="http://schemas.microsoft.com/office/word/2015/wordml/symex" xmlns:wpg="http://schemas.microsoft.com/office/word/2010/wordprocessingGroup" xmlns:wpi="http://schemas.microsoft.com/office/word/2010/wordprocessingInk" xmlns:wne="http://schemas.microsoft.com/office/word/2006/wordml" xmlns:wps="http://schemas.microsoft.com/office/word/2010/wordprocessingShape" mc:Ignorable="w14 w15 w16se w16cid w16 w16cex wp14">
   <w:footnote w:type="separator" w:id="-1">
     <w:p>
       <w:pPr>
@@ -22486,7 +22838,7 @@
 </file>
 
 <file path=word/header1.xml><?xml version="1.0" encoding="utf-8"?>
-<w:hdr xmlns:wpc="http://schemas.microsoft.com/office/word/2010/wordprocessingCanvas" xmlns:cx="http://schemas.microsoft.com/office/drawing/2014/chartex" xmlns:cx1="http://schemas.microsoft.com/office/drawing/2015/9/8/chartex" xmlns:cx2="http://schemas.microsoft.com/office/drawing/2015/10/21/chartex" xmlns:cx3="http://schemas.microsoft.com/office/drawing/2016/5/9/chartex" xmlns:cx4="http://schemas.microsoft.com/office/drawing/2016/5/10/chartex" xmlns:cx5="http://schemas.microsoft.com/office/drawing/2016/5/11/chartex" xmlns:cx6="http://schemas.microsoft.com/office/drawing/2016/5/12/chartex" xmlns:cx7="http://schemas.microsoft.com/office/drawing/2016/5/13/chartex" xmlns:cx8="http://schemas.microsoft.com/office/drawing/2016/5/14/chartex" xmlns:mc="http://schemas.openxmlformats.org/markup-compatibility/2006" xmlns:aink="http://schemas.microsoft.com/office/drawing/2016/ink" xmlns:am3d="http://schemas.microsoft.com/office/drawing/2017/model3d" xmlns:o="urn:schemas-microsoft-com:office:office" xmlns:r="http://schemas.openxmlformats.org/officeDocument/2006/relationships" xmlns:m="http://schemas.openxmlformats.org/officeDocument/2006/math" xmlns:v="urn:schemas-microsoft-com:vml" xmlns:wp14="http://schemas.microsoft.com/office/word/2010/wordprocessingDrawing" xmlns:wp="http://schemas.openxmlformats.org/drawingml/2006/wordprocessingDrawing" xmlns:w10="urn:schemas-microsoft-com:office:word" xmlns:w="http://schemas.openxmlformats.org/wordprocessingml/2006/main" xmlns:w14="http://schemas.microsoft.com/office/word/2010/wordml" xmlns:w15="http://schemas.microsoft.com/office/word/2012/wordml" xmlns:w16cex="http://schemas.microsoft.com/office/word/2018/wordml/cex" xmlns:w16cid="http://schemas.microsoft.com/office/word/2016/wordml/cid" xmlns:w16="http://schemas.microsoft.com/office/word/2018/wordml" xmlns:w16sdtdh="http://schemas.microsoft.com/office/word/2020/wordml/sdtdatahash" xmlns:w16se="http://schemas.microsoft.com/office/word/2015/wordml/symex" xmlns:wpg="http://schemas.microsoft.com/office/word/2010/wordprocessingGroup" xmlns:wpi="http://schemas.microsoft.com/office/word/2010/wordprocessingInk" xmlns:wne="http://schemas.microsoft.com/office/word/2006/wordml" xmlns:wps="http://schemas.microsoft.com/office/word/2010/wordprocessingShape" mc:Ignorable="w14 w15 w16se w16cid w16 w16cex w16sdtdh wp14">
+<w:hdr xmlns:wpc="http://schemas.microsoft.com/office/word/2010/wordprocessingCanvas" xmlns:cx="http://schemas.microsoft.com/office/drawing/2014/chartex" xmlns:cx1="http://schemas.microsoft.com/office/drawing/2015/9/8/chartex" xmlns:cx2="http://schemas.microsoft.com/office/drawing/2015/10/21/chartex" xmlns:cx3="http://schemas.microsoft.com/office/drawing/2016/5/9/chartex" xmlns:cx4="http://schemas.microsoft.com/office/drawing/2016/5/10/chartex" xmlns:cx5="http://schemas.microsoft.com/office/drawing/2016/5/11/chartex" xmlns:cx6="http://schemas.microsoft.com/office/drawing/2016/5/12/chartex" xmlns:cx7="http://schemas.microsoft.com/office/drawing/2016/5/13/chartex" xmlns:cx8="http://schemas.microsoft.com/office/drawing/2016/5/14/chartex" xmlns:mc="http://schemas.openxmlformats.org/markup-compatibility/2006" xmlns:aink="http://schemas.microsoft.com/office/drawing/2016/ink" xmlns:am3d="http://schemas.microsoft.com/office/drawing/2017/model3d" xmlns:o="urn:schemas-microsoft-com:office:office" xmlns:r="http://schemas.openxmlformats.org/officeDocument/2006/relationships" xmlns:m="http://schemas.openxmlformats.org/officeDocument/2006/math" xmlns:v="urn:schemas-microsoft-com:vml" xmlns:wp14="http://schemas.microsoft.com/office/word/2010/wordprocessingDrawing" xmlns:wp="http://schemas.openxmlformats.org/drawingml/2006/wordprocessingDrawing" xmlns:w10="urn:schemas-microsoft-com:office:word" xmlns:w="http://schemas.openxmlformats.org/wordprocessingml/2006/main" xmlns:w14="http://schemas.microsoft.com/office/word/2010/wordml" xmlns:w15="http://schemas.microsoft.com/office/word/2012/wordml" xmlns:w16cex="http://schemas.microsoft.com/office/word/2018/wordml/cex" xmlns:w16cid="http://schemas.microsoft.com/office/word/2016/wordml/cid" xmlns:w16="http://schemas.microsoft.com/office/word/2018/wordml" xmlns:w16se="http://schemas.microsoft.com/office/word/2015/wordml/symex" xmlns:wpg="http://schemas.microsoft.com/office/word/2010/wordprocessingGroup" xmlns:wpi="http://schemas.microsoft.com/office/word/2010/wordprocessingInk" xmlns:wne="http://schemas.microsoft.com/office/word/2006/wordml" xmlns:wps="http://schemas.microsoft.com/office/word/2010/wordprocessingShape" mc:Ignorable="w14 w15 w16se w16cid w16 w16cex wp14">
   <w:p>
     <w:pPr>
       <w:pStyle w:val="Encabezado"/>
@@ -22572,7 +22924,7 @@
 </file>
 
 <file path=word/numbering.xml><?xml version="1.0" encoding="utf-8"?>
-<w:numbering xmlns:wpc="http://schemas.microsoft.com/office/word/2010/wordprocessingCanvas" xmlns:cx="http://schemas.microsoft.com/office/drawing/2014/chartex" xmlns:cx1="http://schemas.microsoft.com/office/drawing/2015/9/8/chartex" xmlns:cx2="http://schemas.microsoft.com/office/drawing/2015/10/21/chartex" xmlns:cx3="http://schemas.microsoft.com/office/drawing/2016/5/9/chartex" xmlns:cx4="http://schemas.microsoft.com/office/drawing/2016/5/10/chartex" xmlns:cx5="http://schemas.microsoft.com/office/drawing/2016/5/11/chartex" xmlns:cx6="http://schemas.microsoft.com/office/drawing/2016/5/12/chartex" xmlns:cx7="http://schemas.microsoft.com/office/drawing/2016/5/13/chartex" xmlns:cx8="http://schemas.microsoft.com/office/drawing/2016/5/14/chartex" xmlns:mc="http://schemas.openxmlformats.org/markup-compatibility/2006" xmlns:aink="http://schemas.microsoft.com/office/drawing/2016/ink" xmlns:am3d="http://schemas.microsoft.com/office/drawing/2017/model3d" xmlns:o="urn:schemas-microsoft-com:office:office" xmlns:r="http://schemas.openxmlformats.org/officeDocument/2006/relationships" xmlns:m="http://schemas.openxmlformats.org/officeDocument/2006/math" xmlns:v="urn:schemas-microsoft-com:vml" xmlns:wp14="http://schemas.microsoft.com/office/word/2010/wordprocessingDrawing" xmlns:wp="http://schemas.openxmlformats.org/drawingml/2006/wordprocessingDrawing" xmlns:w10="urn:schemas-microsoft-com:office:word" xmlns:w="http://schemas.openxmlformats.org/wordprocessingml/2006/main" xmlns:w14="http://schemas.microsoft.com/office/word/2010/wordml" xmlns:w15="http://schemas.microsoft.com/office/word/2012/wordml" xmlns:w16cex="http://schemas.microsoft.com/office/word/2018/wordml/cex" xmlns:w16cid="http://schemas.microsoft.com/office/word/2016/wordml/cid" xmlns:w16="http://schemas.microsoft.com/office/word/2018/wordml" xmlns:w16sdtdh="http://schemas.microsoft.com/office/word/2020/wordml/sdtdatahash" xmlns:w16se="http://schemas.microsoft.com/office/word/2015/wordml/symex" xmlns:wpg="http://schemas.microsoft.com/office/word/2010/wordprocessingGroup" xmlns:wpi="http://schemas.microsoft.com/office/word/2010/wordprocessingInk" xmlns:wne="http://schemas.microsoft.com/office/word/2006/wordml" xmlns:wps="http://schemas.microsoft.com/office/word/2010/wordprocessingShape" mc:Ignorable="w14 w15 w16se w16cid w16 w16cex w16sdtdh wp14">
+<w:numbering xmlns:wpc="http://schemas.microsoft.com/office/word/2010/wordprocessingCanvas" xmlns:cx="http://schemas.microsoft.com/office/drawing/2014/chartex" xmlns:cx1="http://schemas.microsoft.com/office/drawing/2015/9/8/chartex" xmlns:cx2="http://schemas.microsoft.com/office/drawing/2015/10/21/chartex" xmlns:cx3="http://schemas.microsoft.com/office/drawing/2016/5/9/chartex" xmlns:cx4="http://schemas.microsoft.com/office/drawing/2016/5/10/chartex" xmlns:cx5="http://schemas.microsoft.com/office/drawing/2016/5/11/chartex" xmlns:cx6="http://schemas.microsoft.com/office/drawing/2016/5/12/chartex" xmlns:cx7="http://schemas.microsoft.com/office/drawing/2016/5/13/chartex" xmlns:cx8="http://schemas.microsoft.com/office/drawing/2016/5/14/chartex" xmlns:mc="http://schemas.openxmlformats.org/markup-compatibility/2006" xmlns:aink="http://schemas.microsoft.com/office/drawing/2016/ink" xmlns:am3d="http://schemas.microsoft.com/office/drawing/2017/model3d" xmlns:o="urn:schemas-microsoft-com:office:office" xmlns:r="http://schemas.openxmlformats.org/officeDocument/2006/relationships" xmlns:m="http://schemas.openxmlformats.org/officeDocument/2006/math" xmlns:v="urn:schemas-microsoft-com:vml" xmlns:wp14="http://schemas.microsoft.com/office/word/2010/wordprocessingDrawing" xmlns:wp="http://schemas.openxmlformats.org/drawingml/2006/wordprocessingDrawing" xmlns:w10="urn:schemas-microsoft-com:office:word" xmlns:w="http://schemas.openxmlformats.org/wordprocessingml/2006/main" xmlns:w14="http://schemas.microsoft.com/office/word/2010/wordml" xmlns:w15="http://schemas.microsoft.com/office/word/2012/wordml" xmlns:w16cex="http://schemas.microsoft.com/office/word/2018/wordml/cex" xmlns:w16cid="http://schemas.microsoft.com/office/word/2016/wordml/cid" xmlns:w16="http://schemas.microsoft.com/office/word/2018/wordml" xmlns:w16se="http://schemas.microsoft.com/office/word/2015/wordml/symex" xmlns:wpg="http://schemas.microsoft.com/office/word/2010/wordprocessingGroup" xmlns:wpi="http://schemas.microsoft.com/office/word/2010/wordprocessingInk" xmlns:wne="http://schemas.microsoft.com/office/word/2006/wordml" xmlns:wps="http://schemas.microsoft.com/office/word/2010/wordprocessingShape" mc:Ignorable="w14 w15 w16se w16cid w16 w16cex wp14">
   <w:abstractNum w:abstractNumId="0" w15:restartNumberingAfterBreak="0">
     <w:nsid w:val="FFFFFF89"/>
     <w:multiLevelType w:val="singleLevel"/>
@@ -24946,6 +25298,119 @@
     </w:lvl>
   </w:abstractNum>
   <w:abstractNum w:abstractNumId="22" w15:restartNumberingAfterBreak="0">
+    <w:nsid w:val="2F9B1195"/>
+    <w:multiLevelType w:val="hybridMultilevel"/>
+    <w:tmpl w:val="8A30E702"/>
+    <w:lvl w:ilvl="0" w:tplc="240A0001">
+      <w:start w:val="1"/>
+      <w:numFmt w:val="bullet"/>
+      <w:lvlText w:val=""/>
+      <w:lvlJc w:val="left"/>
+      <w:pPr>
+        <w:ind w:left="1429" w:hanging="360"/>
+      </w:pPr>
+      <w:rPr>
+        <w:rFonts w:ascii="Symbol" w:hAnsi="Symbol" w:hint="default"/>
+      </w:rPr>
+    </w:lvl>
+    <w:lvl w:ilvl="1" w:tplc="240A0003" w:tentative="1">
+      <w:start w:val="1"/>
+      <w:numFmt w:val="bullet"/>
+      <w:lvlText w:val="o"/>
+      <w:lvlJc w:val="left"/>
+      <w:pPr>
+        <w:ind w:left="2149" w:hanging="360"/>
+      </w:pPr>
+      <w:rPr>
+        <w:rFonts w:ascii="Courier New" w:hAnsi="Courier New" w:cs="Courier New" w:hint="default"/>
+      </w:rPr>
+    </w:lvl>
+    <w:lvl w:ilvl="2" w:tplc="240A0005" w:tentative="1">
+      <w:start w:val="1"/>
+      <w:numFmt w:val="bullet"/>
+      <w:lvlText w:val=""/>
+      <w:lvlJc w:val="left"/>
+      <w:pPr>
+        <w:ind w:left="2869" w:hanging="360"/>
+      </w:pPr>
+      <w:rPr>
+        <w:rFonts w:ascii="Wingdings" w:hAnsi="Wingdings" w:hint="default"/>
+      </w:rPr>
+    </w:lvl>
+    <w:lvl w:ilvl="3" w:tplc="240A0001" w:tentative="1">
+      <w:start w:val="1"/>
+      <w:numFmt w:val="bullet"/>
+      <w:lvlText w:val=""/>
+      <w:lvlJc w:val="left"/>
+      <w:pPr>
+        <w:ind w:left="3589" w:hanging="360"/>
+      </w:pPr>
+      <w:rPr>
+        <w:rFonts w:ascii="Symbol" w:hAnsi="Symbol" w:hint="default"/>
+      </w:rPr>
+    </w:lvl>
+    <w:lvl w:ilvl="4" w:tplc="240A0003" w:tentative="1">
+      <w:start w:val="1"/>
+      <w:numFmt w:val="bullet"/>
+      <w:lvlText w:val="o"/>
+      <w:lvlJc w:val="left"/>
+      <w:pPr>
+        <w:ind w:left="4309" w:hanging="360"/>
+      </w:pPr>
+      <w:rPr>
+        <w:rFonts w:ascii="Courier New" w:hAnsi="Courier New" w:cs="Courier New" w:hint="default"/>
+      </w:rPr>
+    </w:lvl>
+    <w:lvl w:ilvl="5" w:tplc="240A0005" w:tentative="1">
+      <w:start w:val="1"/>
+      <w:numFmt w:val="bullet"/>
+      <w:lvlText w:val=""/>
+      <w:lvlJc w:val="left"/>
+      <w:pPr>
+        <w:ind w:left="5029" w:hanging="360"/>
+      </w:pPr>
+      <w:rPr>
+        <w:rFonts w:ascii="Wingdings" w:hAnsi="Wingdings" w:hint="default"/>
+      </w:rPr>
+    </w:lvl>
+    <w:lvl w:ilvl="6" w:tplc="240A0001" w:tentative="1">
+      <w:start w:val="1"/>
+      <w:numFmt w:val="bullet"/>
+      <w:lvlText w:val=""/>
+      <w:lvlJc w:val="left"/>
+      <w:pPr>
+        <w:ind w:left="5749" w:hanging="360"/>
+      </w:pPr>
+      <w:rPr>
+        <w:rFonts w:ascii="Symbol" w:hAnsi="Symbol" w:hint="default"/>
+      </w:rPr>
+    </w:lvl>
+    <w:lvl w:ilvl="7" w:tplc="240A0003" w:tentative="1">
+      <w:start w:val="1"/>
+      <w:numFmt w:val="bullet"/>
+      <w:lvlText w:val="o"/>
+      <w:lvlJc w:val="left"/>
+      <w:pPr>
+        <w:ind w:left="6469" w:hanging="360"/>
+      </w:pPr>
+      <w:rPr>
+        <w:rFonts w:ascii="Courier New" w:hAnsi="Courier New" w:cs="Courier New" w:hint="default"/>
+      </w:rPr>
+    </w:lvl>
+    <w:lvl w:ilvl="8" w:tplc="240A0005" w:tentative="1">
+      <w:start w:val="1"/>
+      <w:numFmt w:val="bullet"/>
+      <w:lvlText w:val=""/>
+      <w:lvlJc w:val="left"/>
+      <w:pPr>
+        <w:ind w:left="7189" w:hanging="360"/>
+      </w:pPr>
+      <w:rPr>
+        <w:rFonts w:ascii="Wingdings" w:hAnsi="Wingdings" w:hint="default"/>
+      </w:rPr>
+    </w:lvl>
+  </w:abstractNum>
+  <w:abstractNum w:abstractNumId="23" w15:restartNumberingAfterBreak="0">
     <w:nsid w:val="320B1467"/>
     <w:multiLevelType w:val="hybridMultilevel"/>
     <w:tmpl w:val="9A982788"/>
@@ -25058,7 +25523,7 @@
       </w:rPr>
     </w:lvl>
   </w:abstractNum>
-  <w:abstractNum w:abstractNumId="23" w15:restartNumberingAfterBreak="0">
+  <w:abstractNum w:abstractNumId="24" w15:restartNumberingAfterBreak="0">
     <w:nsid w:val="368E176E"/>
     <w:multiLevelType w:val="hybridMultilevel"/>
     <w:tmpl w:val="BDF054FE"/>
@@ -25152,7 +25617,7 @@
       </w:pPr>
     </w:lvl>
   </w:abstractNum>
-  <w:abstractNum w:abstractNumId="24" w15:restartNumberingAfterBreak="0">
+  <w:abstractNum w:abstractNumId="25" w15:restartNumberingAfterBreak="0">
     <w:nsid w:val="38C52715"/>
     <w:multiLevelType w:val="hybridMultilevel"/>
     <w:tmpl w:val="29FE6F4A"/>
@@ -25265,7 +25730,7 @@
       </w:rPr>
     </w:lvl>
   </w:abstractNum>
-  <w:abstractNum w:abstractNumId="25" w15:restartNumberingAfterBreak="0">
+  <w:abstractNum w:abstractNumId="26" w15:restartNumberingAfterBreak="0">
     <w:nsid w:val="3A9E78E1"/>
     <w:multiLevelType w:val="hybridMultilevel"/>
     <w:tmpl w:val="1A50E4DC"/>
@@ -25378,7 +25843,7 @@
       </w:rPr>
     </w:lvl>
   </w:abstractNum>
-  <w:abstractNum w:abstractNumId="26" w15:restartNumberingAfterBreak="0">
+  <w:abstractNum w:abstractNumId="27" w15:restartNumberingAfterBreak="0">
     <w:nsid w:val="3CFF54BB"/>
     <w:multiLevelType w:val="hybridMultilevel"/>
     <w:tmpl w:val="C638DA5A"/>
@@ -25491,7 +25956,7 @@
       </w:rPr>
     </w:lvl>
   </w:abstractNum>
-  <w:abstractNum w:abstractNumId="27" w15:restartNumberingAfterBreak="0">
+  <w:abstractNum w:abstractNumId="28" w15:restartNumberingAfterBreak="0">
     <w:nsid w:val="3D884AF9"/>
     <w:multiLevelType w:val="hybridMultilevel"/>
     <w:tmpl w:val="FDC885D6"/>
@@ -25604,7 +26069,7 @@
       </w:rPr>
     </w:lvl>
   </w:abstractNum>
-  <w:abstractNum w:abstractNumId="28" w15:restartNumberingAfterBreak="0">
+  <w:abstractNum w:abstractNumId="29" w15:restartNumberingAfterBreak="0">
     <w:nsid w:val="3DDF6562"/>
     <w:multiLevelType w:val="multilevel"/>
     <w:tmpl w:val="6C7AF928"/>
@@ -25725,7 +26190,7 @@
       </w:rPr>
     </w:lvl>
   </w:abstractNum>
-  <w:abstractNum w:abstractNumId="29" w15:restartNumberingAfterBreak="0">
+  <w:abstractNum w:abstractNumId="30" w15:restartNumberingAfterBreak="0">
     <w:nsid w:val="42767918"/>
     <w:multiLevelType w:val="hybridMultilevel"/>
     <w:tmpl w:val="073020B6"/>
@@ -25838,7 +26303,7 @@
       </w:rPr>
     </w:lvl>
   </w:abstractNum>
-  <w:abstractNum w:abstractNumId="30" w15:restartNumberingAfterBreak="0">
+  <w:abstractNum w:abstractNumId="31" w15:restartNumberingAfterBreak="0">
     <w:nsid w:val="43554797"/>
     <w:multiLevelType w:val="hybridMultilevel"/>
     <w:tmpl w:val="35B83758"/>
@@ -25924,7 +26389,7 @@
       </w:pPr>
     </w:lvl>
   </w:abstractNum>
-  <w:abstractNum w:abstractNumId="31" w15:restartNumberingAfterBreak="0">
+  <w:abstractNum w:abstractNumId="32" w15:restartNumberingAfterBreak="0">
     <w:nsid w:val="44053B1C"/>
     <w:multiLevelType w:val="hybridMultilevel"/>
     <w:tmpl w:val="4BC0935E"/>
@@ -26037,7 +26502,7 @@
       </w:rPr>
     </w:lvl>
   </w:abstractNum>
-  <w:abstractNum w:abstractNumId="32" w15:restartNumberingAfterBreak="0">
+  <w:abstractNum w:abstractNumId="33" w15:restartNumberingAfterBreak="0">
     <w:nsid w:val="45C257D5"/>
     <w:multiLevelType w:val="hybridMultilevel"/>
     <w:tmpl w:val="A162D4EA"/>
@@ -26150,7 +26615,7 @@
       </w:rPr>
     </w:lvl>
   </w:abstractNum>
-  <w:abstractNum w:abstractNumId="33" w15:restartNumberingAfterBreak="0">
+  <w:abstractNum w:abstractNumId="34" w15:restartNumberingAfterBreak="0">
     <w:nsid w:val="4BE546E2"/>
     <w:multiLevelType w:val="hybridMultilevel"/>
     <w:tmpl w:val="A82C3938"/>
@@ -26263,7 +26728,7 @@
       </w:rPr>
     </w:lvl>
   </w:abstractNum>
-  <w:abstractNum w:abstractNumId="34" w15:restartNumberingAfterBreak="0">
+  <w:abstractNum w:abstractNumId="35" w15:restartNumberingAfterBreak="0">
     <w:nsid w:val="4C3836F7"/>
     <w:multiLevelType w:val="hybridMultilevel"/>
     <w:tmpl w:val="E8BC365A"/>
@@ -26376,7 +26841,7 @@
       </w:rPr>
     </w:lvl>
   </w:abstractNum>
-  <w:abstractNum w:abstractNumId="35" w15:restartNumberingAfterBreak="0">
+  <w:abstractNum w:abstractNumId="36" w15:restartNumberingAfterBreak="0">
     <w:nsid w:val="4C8E383F"/>
     <w:multiLevelType w:val="hybridMultilevel"/>
     <w:tmpl w:val="6F7200CA"/>
@@ -26462,7 +26927,7 @@
       </w:pPr>
     </w:lvl>
   </w:abstractNum>
-  <w:abstractNum w:abstractNumId="36" w15:restartNumberingAfterBreak="0">
+  <w:abstractNum w:abstractNumId="37" w15:restartNumberingAfterBreak="0">
     <w:nsid w:val="4D42187F"/>
     <w:multiLevelType w:val="hybridMultilevel"/>
     <w:tmpl w:val="B17A250C"/>
@@ -26575,7 +27040,7 @@
       </w:rPr>
     </w:lvl>
   </w:abstractNum>
-  <w:abstractNum w:abstractNumId="37" w15:restartNumberingAfterBreak="0">
+  <w:abstractNum w:abstractNumId="38" w15:restartNumberingAfterBreak="0">
     <w:nsid w:val="4D630425"/>
     <w:multiLevelType w:val="hybridMultilevel"/>
     <w:tmpl w:val="AE56B32A"/>
@@ -26688,7 +27153,7 @@
       </w:rPr>
     </w:lvl>
   </w:abstractNum>
-  <w:abstractNum w:abstractNumId="38" w15:restartNumberingAfterBreak="0">
+  <w:abstractNum w:abstractNumId="39" w15:restartNumberingAfterBreak="0">
     <w:nsid w:val="4EBE1EF6"/>
     <w:multiLevelType w:val="hybridMultilevel"/>
     <w:tmpl w:val="C2CEDFD4"/>
@@ -26779,7 +27244,7 @@
       </w:pPr>
     </w:lvl>
   </w:abstractNum>
-  <w:abstractNum w:abstractNumId="39" w15:restartNumberingAfterBreak="0">
+  <w:abstractNum w:abstractNumId="40" w15:restartNumberingAfterBreak="0">
     <w:nsid w:val="532209FF"/>
     <w:multiLevelType w:val="hybridMultilevel"/>
     <w:tmpl w:val="54DA8D26"/>
@@ -26892,7 +27357,7 @@
       </w:rPr>
     </w:lvl>
   </w:abstractNum>
-  <w:abstractNum w:abstractNumId="40" w15:restartNumberingAfterBreak="0">
+  <w:abstractNum w:abstractNumId="41" w15:restartNumberingAfterBreak="0">
     <w:nsid w:val="537D2822"/>
     <w:multiLevelType w:val="hybridMultilevel"/>
     <w:tmpl w:val="CB1C82D4"/>
@@ -27005,7 +27470,7 @@
       </w:rPr>
     </w:lvl>
   </w:abstractNum>
-  <w:abstractNum w:abstractNumId="41" w15:restartNumberingAfterBreak="0">
+  <w:abstractNum w:abstractNumId="42" w15:restartNumberingAfterBreak="0">
     <w:nsid w:val="54947C75"/>
     <w:multiLevelType w:val="hybridMultilevel"/>
     <w:tmpl w:val="BF2481A4"/>
@@ -27118,7 +27583,7 @@
       </w:rPr>
     </w:lvl>
   </w:abstractNum>
-  <w:abstractNum w:abstractNumId="42" w15:restartNumberingAfterBreak="0">
+  <w:abstractNum w:abstractNumId="43" w15:restartNumberingAfterBreak="0">
     <w:nsid w:val="578013C7"/>
     <w:multiLevelType w:val="hybridMultilevel"/>
     <w:tmpl w:val="ECCE5DA4"/>
@@ -27231,7 +27696,7 @@
       </w:rPr>
     </w:lvl>
   </w:abstractNum>
-  <w:abstractNum w:abstractNumId="43" w15:restartNumberingAfterBreak="0">
+  <w:abstractNum w:abstractNumId="44" w15:restartNumberingAfterBreak="0">
     <w:nsid w:val="5A606C15"/>
     <w:multiLevelType w:val="hybridMultilevel"/>
     <w:tmpl w:val="96BC57B8"/>
@@ -27344,7 +27809,7 @@
       </w:rPr>
     </w:lvl>
   </w:abstractNum>
-  <w:abstractNum w:abstractNumId="44" w15:restartNumberingAfterBreak="0">
+  <w:abstractNum w:abstractNumId="45" w15:restartNumberingAfterBreak="0">
     <w:nsid w:val="5B547708"/>
     <w:multiLevelType w:val="hybridMultilevel"/>
     <w:tmpl w:val="74D47BF0"/>
@@ -27457,7 +27922,7 @@
       </w:rPr>
     </w:lvl>
   </w:abstractNum>
-  <w:abstractNum w:abstractNumId="45" w15:restartNumberingAfterBreak="0">
+  <w:abstractNum w:abstractNumId="46" w15:restartNumberingAfterBreak="0">
     <w:nsid w:val="5D351197"/>
     <w:multiLevelType w:val="hybridMultilevel"/>
     <w:tmpl w:val="037C2526"/>
@@ -27570,7 +28035,7 @@
       </w:rPr>
     </w:lvl>
   </w:abstractNum>
-  <w:abstractNum w:abstractNumId="46" w15:restartNumberingAfterBreak="0">
+  <w:abstractNum w:abstractNumId="47" w15:restartNumberingAfterBreak="0">
     <w:nsid w:val="5F1D18E2"/>
     <w:multiLevelType w:val="hybridMultilevel"/>
     <w:tmpl w:val="E5102162"/>
@@ -27683,7 +28148,120 @@
       </w:rPr>
     </w:lvl>
   </w:abstractNum>
-  <w:abstractNum w:abstractNumId="47" w15:restartNumberingAfterBreak="0">
+  <w:abstractNum w:abstractNumId="48" w15:restartNumberingAfterBreak="0">
+    <w:nsid w:val="611E7CE4"/>
+    <w:multiLevelType w:val="hybridMultilevel"/>
+    <w:tmpl w:val="294A898C"/>
+    <w:lvl w:ilvl="0" w:tplc="240A0001">
+      <w:start w:val="1"/>
+      <w:numFmt w:val="bullet"/>
+      <w:lvlText w:val=""/>
+      <w:lvlJc w:val="left"/>
+      <w:pPr>
+        <w:ind w:left="720" w:hanging="360"/>
+      </w:pPr>
+      <w:rPr>
+        <w:rFonts w:ascii="Symbol" w:hAnsi="Symbol" w:hint="default"/>
+      </w:rPr>
+    </w:lvl>
+    <w:lvl w:ilvl="1" w:tplc="240A0003" w:tentative="1">
+      <w:start w:val="1"/>
+      <w:numFmt w:val="bullet"/>
+      <w:lvlText w:val="o"/>
+      <w:lvlJc w:val="left"/>
+      <w:pPr>
+        <w:ind w:left="1440" w:hanging="360"/>
+      </w:pPr>
+      <w:rPr>
+        <w:rFonts w:ascii="Courier New" w:hAnsi="Courier New" w:cs="Courier New" w:hint="default"/>
+      </w:rPr>
+    </w:lvl>
+    <w:lvl w:ilvl="2" w:tplc="240A0005" w:tentative="1">
+      <w:start w:val="1"/>
+      <w:numFmt w:val="bullet"/>
+      <w:lvlText w:val=""/>
+      <w:lvlJc w:val="left"/>
+      <w:pPr>
+        <w:ind w:left="2160" w:hanging="360"/>
+      </w:pPr>
+      <w:rPr>
+        <w:rFonts w:ascii="Wingdings" w:hAnsi="Wingdings" w:hint="default"/>
+      </w:rPr>
+    </w:lvl>
+    <w:lvl w:ilvl="3" w:tplc="240A0001" w:tentative="1">
+      <w:start w:val="1"/>
+      <w:numFmt w:val="bullet"/>
+      <w:lvlText w:val=""/>
+      <w:lvlJc w:val="left"/>
+      <w:pPr>
+        <w:ind w:left="2880" w:hanging="360"/>
+      </w:pPr>
+      <w:rPr>
+        <w:rFonts w:ascii="Symbol" w:hAnsi="Symbol" w:hint="default"/>
+      </w:rPr>
+    </w:lvl>
+    <w:lvl w:ilvl="4" w:tplc="240A0003" w:tentative="1">
+      <w:start w:val="1"/>
+      <w:numFmt w:val="bullet"/>
+      <w:lvlText w:val="o"/>
+      <w:lvlJc w:val="left"/>
+      <w:pPr>
+        <w:ind w:left="3600" w:hanging="360"/>
+      </w:pPr>
+      <w:rPr>
+        <w:rFonts w:ascii="Courier New" w:hAnsi="Courier New" w:cs="Courier New" w:hint="default"/>
+      </w:rPr>
+    </w:lvl>
+    <w:lvl w:ilvl="5" w:tplc="240A0005" w:tentative="1">
+      <w:start w:val="1"/>
+      <w:numFmt w:val="bullet"/>
+      <w:lvlText w:val=""/>
+      <w:lvlJc w:val="left"/>
+      <w:pPr>
+        <w:ind w:left="4320" w:hanging="360"/>
+      </w:pPr>
+      <w:rPr>
+        <w:rFonts w:ascii="Wingdings" w:hAnsi="Wingdings" w:hint="default"/>
+      </w:rPr>
+    </w:lvl>
+    <w:lvl w:ilvl="6" w:tplc="240A0001" w:tentative="1">
+      <w:start w:val="1"/>
+      <w:numFmt w:val="bullet"/>
+      <w:lvlText w:val=""/>
+      <w:lvlJc w:val="left"/>
+      <w:pPr>
+        <w:ind w:left="5040" w:hanging="360"/>
+      </w:pPr>
+      <w:rPr>
+        <w:rFonts w:ascii="Symbol" w:hAnsi="Symbol" w:hint="default"/>
+      </w:rPr>
+    </w:lvl>
+    <w:lvl w:ilvl="7" w:tplc="240A0003" w:tentative="1">
+      <w:start w:val="1"/>
+      <w:numFmt w:val="bullet"/>
+      <w:lvlText w:val="o"/>
+      <w:lvlJc w:val="left"/>
+      <w:pPr>
+        <w:ind w:left="5760" w:hanging="360"/>
+      </w:pPr>
+      <w:rPr>
+        <w:rFonts w:ascii="Courier New" w:hAnsi="Courier New" w:cs="Courier New" w:hint="default"/>
+      </w:rPr>
+    </w:lvl>
+    <w:lvl w:ilvl="8" w:tplc="240A0005" w:tentative="1">
+      <w:start w:val="1"/>
+      <w:numFmt w:val="bullet"/>
+      <w:lvlText w:val=""/>
+      <w:lvlJc w:val="left"/>
+      <w:pPr>
+        <w:ind w:left="6480" w:hanging="360"/>
+      </w:pPr>
+      <w:rPr>
+        <w:rFonts w:ascii="Wingdings" w:hAnsi="Wingdings" w:hint="default"/>
+      </w:rPr>
+    </w:lvl>
+  </w:abstractNum>
+  <w:abstractNum w:abstractNumId="49" w15:restartNumberingAfterBreak="0">
     <w:nsid w:val="61780D4A"/>
     <w:multiLevelType w:val="hybridMultilevel"/>
     <w:tmpl w:val="7C680BEA"/>
@@ -27769,7 +28347,7 @@
       </w:pPr>
     </w:lvl>
   </w:abstractNum>
-  <w:abstractNum w:abstractNumId="48" w15:restartNumberingAfterBreak="0">
+  <w:abstractNum w:abstractNumId="50" w15:restartNumberingAfterBreak="0">
     <w:nsid w:val="62D42D97"/>
     <w:multiLevelType w:val="hybridMultilevel"/>
     <w:tmpl w:val="E0361D6A"/>
@@ -27882,7 +28460,7 @@
       </w:rPr>
     </w:lvl>
   </w:abstractNum>
-  <w:abstractNum w:abstractNumId="49" w15:restartNumberingAfterBreak="0">
+  <w:abstractNum w:abstractNumId="51" w15:restartNumberingAfterBreak="0">
     <w:nsid w:val="65C212A5"/>
     <w:multiLevelType w:val="hybridMultilevel"/>
     <w:tmpl w:val="EAB4A4BE"/>
@@ -27995,7 +28573,7 @@
       </w:rPr>
     </w:lvl>
   </w:abstractNum>
-  <w:abstractNum w:abstractNumId="50" w15:restartNumberingAfterBreak="0">
+  <w:abstractNum w:abstractNumId="52" w15:restartNumberingAfterBreak="0">
     <w:nsid w:val="68E55608"/>
     <w:multiLevelType w:val="hybridMultilevel"/>
     <w:tmpl w:val="731EDB9E"/>
@@ -28108,7 +28686,7 @@
       </w:rPr>
     </w:lvl>
   </w:abstractNum>
-  <w:abstractNum w:abstractNumId="51" w15:restartNumberingAfterBreak="0">
+  <w:abstractNum w:abstractNumId="53" w15:restartNumberingAfterBreak="0">
     <w:nsid w:val="6BD47193"/>
     <w:multiLevelType w:val="hybridMultilevel"/>
     <w:tmpl w:val="03588930"/>
@@ -28221,10 +28799,10 @@
       </w:rPr>
     </w:lvl>
   </w:abstractNum>
-  <w:abstractNum w:abstractNumId="52" w15:restartNumberingAfterBreak="0">
+  <w:abstractNum w:abstractNumId="54" w15:restartNumberingAfterBreak="0">
     <w:nsid w:val="6C8C72E7"/>
     <w:multiLevelType w:val="hybridMultilevel"/>
-    <w:tmpl w:val="9D5A1978"/>
+    <w:tmpl w:val="21CE3F72"/>
     <w:lvl w:ilvl="0" w:tplc="240A0001">
       <w:start w:val="1"/>
       <w:numFmt w:val="bullet"/>
@@ -28334,7 +28912,7 @@
       </w:rPr>
     </w:lvl>
   </w:abstractNum>
-  <w:abstractNum w:abstractNumId="53" w15:restartNumberingAfterBreak="0">
+  <w:abstractNum w:abstractNumId="55" w15:restartNumberingAfterBreak="0">
     <w:nsid w:val="6CD4514E"/>
     <w:multiLevelType w:val="hybridMultilevel"/>
     <w:tmpl w:val="D492A388"/>
@@ -28447,7 +29025,7 @@
       </w:rPr>
     </w:lvl>
   </w:abstractNum>
-  <w:abstractNum w:abstractNumId="54" w15:restartNumberingAfterBreak="0">
+  <w:abstractNum w:abstractNumId="56" w15:restartNumberingAfterBreak="0">
     <w:nsid w:val="6DA104E2"/>
     <w:multiLevelType w:val="hybridMultilevel"/>
     <w:tmpl w:val="E4927834"/>
@@ -28560,7 +29138,7 @@
       </w:rPr>
     </w:lvl>
   </w:abstractNum>
-  <w:abstractNum w:abstractNumId="55" w15:restartNumberingAfterBreak="0">
+  <w:abstractNum w:abstractNumId="57" w15:restartNumberingAfterBreak="0">
     <w:nsid w:val="721C69FB"/>
     <w:multiLevelType w:val="hybridMultilevel"/>
     <w:tmpl w:val="710664CA"/>
@@ -28646,7 +29224,7 @@
       </w:pPr>
     </w:lvl>
   </w:abstractNum>
-  <w:abstractNum w:abstractNumId="56" w15:restartNumberingAfterBreak="0">
+  <w:abstractNum w:abstractNumId="58" w15:restartNumberingAfterBreak="0">
     <w:nsid w:val="729D360E"/>
     <w:multiLevelType w:val="hybridMultilevel"/>
     <w:tmpl w:val="A2D67592"/>
@@ -28759,7 +29337,7 @@
       </w:rPr>
     </w:lvl>
   </w:abstractNum>
-  <w:abstractNum w:abstractNumId="57" w15:restartNumberingAfterBreak="0">
+  <w:abstractNum w:abstractNumId="59" w15:restartNumberingAfterBreak="0">
     <w:nsid w:val="73B24347"/>
     <w:multiLevelType w:val="hybridMultilevel"/>
     <w:tmpl w:val="1CE042F4"/>
@@ -28872,7 +29450,7 @@
       </w:rPr>
     </w:lvl>
   </w:abstractNum>
-  <w:abstractNum w:abstractNumId="58" w15:restartNumberingAfterBreak="0">
+  <w:abstractNum w:abstractNumId="60" w15:restartNumberingAfterBreak="0">
     <w:nsid w:val="764A42BF"/>
     <w:multiLevelType w:val="hybridMultilevel"/>
     <w:tmpl w:val="BE0A31DC"/>
@@ -28958,7 +29536,7 @@
       </w:pPr>
     </w:lvl>
   </w:abstractNum>
-  <w:abstractNum w:abstractNumId="59" w15:restartNumberingAfterBreak="0">
+  <w:abstractNum w:abstractNumId="61" w15:restartNumberingAfterBreak="0">
     <w:nsid w:val="77804E42"/>
     <w:multiLevelType w:val="hybridMultilevel"/>
     <w:tmpl w:val="B4B0702E"/>
@@ -29078,43 +29656,43 @@
     <w:abstractNumId w:val="15"/>
   </w:num>
   <w:num w:numId="3">
-    <w:abstractNumId w:val="38"/>
+    <w:abstractNumId w:val="39"/>
   </w:num>
   <w:num w:numId="4">
-    <w:abstractNumId w:val="23"/>
+    <w:abstractNumId w:val="24"/>
   </w:num>
   <w:num w:numId="5">
-    <w:abstractNumId w:val="28"/>
+    <w:abstractNumId w:val="29"/>
   </w:num>
   <w:num w:numId="6">
     <w:abstractNumId w:val="11"/>
   </w:num>
   <w:num w:numId="7">
-    <w:abstractNumId w:val="48"/>
+    <w:abstractNumId w:val="50"/>
   </w:num>
   <w:num w:numId="8">
     <w:abstractNumId w:val="1"/>
   </w:num>
   <w:num w:numId="9">
-    <w:abstractNumId w:val="27"/>
+    <w:abstractNumId w:val="28"/>
   </w:num>
   <w:num w:numId="10">
     <w:abstractNumId w:val="4"/>
   </w:num>
   <w:num w:numId="11">
-    <w:abstractNumId w:val="55"/>
+    <w:abstractNumId w:val="57"/>
   </w:num>
   <w:num w:numId="12">
-    <w:abstractNumId w:val="25"/>
+    <w:abstractNumId w:val="26"/>
   </w:num>
   <w:num w:numId="13">
-    <w:abstractNumId w:val="43"/>
+    <w:abstractNumId w:val="44"/>
   </w:num>
   <w:num w:numId="14">
-    <w:abstractNumId w:val="59"/>
+    <w:abstractNumId w:val="61"/>
   </w:num>
   <w:num w:numId="15">
-    <w:abstractNumId w:val="50"/>
+    <w:abstractNumId w:val="52"/>
   </w:num>
   <w:num w:numId="16">
     <w:abstractNumId w:val="5"/>
@@ -29123,31 +29701,31 @@
     <w:abstractNumId w:val="14"/>
   </w:num>
   <w:num w:numId="18">
+    <w:abstractNumId w:val="47"/>
+  </w:num>
+  <w:num w:numId="19">
+    <w:abstractNumId w:val="45"/>
+  </w:num>
+  <w:num w:numId="20">
     <w:abstractNumId w:val="46"/>
   </w:num>
-  <w:num w:numId="19">
-    <w:abstractNumId w:val="44"/>
-  </w:num>
-  <w:num w:numId="20">
-    <w:abstractNumId w:val="45"/>
-  </w:num>
   <w:num w:numId="21">
-    <w:abstractNumId w:val="52"/>
+    <w:abstractNumId w:val="54"/>
   </w:num>
   <w:num w:numId="22">
-    <w:abstractNumId w:val="29"/>
+    <w:abstractNumId w:val="30"/>
   </w:num>
   <w:num w:numId="23">
-    <w:abstractNumId w:val="36"/>
+    <w:abstractNumId w:val="37"/>
   </w:num>
   <w:num w:numId="24">
-    <w:abstractNumId w:val="33"/>
+    <w:abstractNumId w:val="34"/>
   </w:num>
   <w:num w:numId="25">
-    <w:abstractNumId w:val="40"/>
+    <w:abstractNumId w:val="41"/>
   </w:num>
   <w:num w:numId="26">
-    <w:abstractNumId w:val="53"/>
+    <w:abstractNumId w:val="55"/>
   </w:num>
   <w:num w:numId="27">
     <w:abstractNumId w:val="6"/>
@@ -29156,7 +29734,7 @@
     <w:abstractNumId w:val="3"/>
   </w:num>
   <w:num w:numId="29">
-    <w:abstractNumId w:val="58"/>
+    <w:abstractNumId w:val="60"/>
   </w:num>
   <w:num w:numId="30">
     <w:abstractNumId w:val="12"/>
@@ -29165,16 +29743,16 @@
     <w:abstractNumId w:val="10"/>
   </w:num>
   <w:num w:numId="32">
-    <w:abstractNumId w:val="47"/>
+    <w:abstractNumId w:val="49"/>
   </w:num>
   <w:num w:numId="33">
-    <w:abstractNumId w:val="42"/>
+    <w:abstractNumId w:val="43"/>
   </w:num>
   <w:num w:numId="34">
-    <w:abstractNumId w:val="51"/>
+    <w:abstractNumId w:val="53"/>
   </w:num>
   <w:num w:numId="35">
-    <w:abstractNumId w:val="30"/>
+    <w:abstractNumId w:val="31"/>
   </w:num>
   <w:num w:numId="36">
     <w:abstractNumId w:val="16"/>
@@ -29183,43 +29761,43 @@
     <w:abstractNumId w:val="17"/>
   </w:num>
   <w:num w:numId="38">
-    <w:abstractNumId w:val="41"/>
+    <w:abstractNumId w:val="42"/>
   </w:num>
   <w:num w:numId="39">
-    <w:abstractNumId w:val="26"/>
+    <w:abstractNumId w:val="27"/>
   </w:num>
   <w:num w:numId="40">
-    <w:abstractNumId w:val="32"/>
+    <w:abstractNumId w:val="33"/>
   </w:num>
   <w:num w:numId="41">
-    <w:abstractNumId w:val="49"/>
+    <w:abstractNumId w:val="51"/>
   </w:num>
   <w:num w:numId="42">
     <w:abstractNumId w:val="19"/>
   </w:num>
   <w:num w:numId="43">
-    <w:abstractNumId w:val="37"/>
+    <w:abstractNumId w:val="38"/>
   </w:num>
   <w:num w:numId="44">
-    <w:abstractNumId w:val="39"/>
+    <w:abstractNumId w:val="40"/>
   </w:num>
   <w:num w:numId="45">
     <w:abstractNumId w:val="9"/>
   </w:num>
   <w:num w:numId="46">
-    <w:abstractNumId w:val="57"/>
+    <w:abstractNumId w:val="59"/>
   </w:num>
   <w:num w:numId="47">
     <w:abstractNumId w:val="7"/>
   </w:num>
   <w:num w:numId="48">
-    <w:abstractNumId w:val="35"/>
+    <w:abstractNumId w:val="36"/>
   </w:num>
   <w:num w:numId="49">
-    <w:abstractNumId w:val="24"/>
+    <w:abstractNumId w:val="25"/>
   </w:num>
   <w:num w:numId="50">
-    <w:abstractNumId w:val="34"/>
+    <w:abstractNumId w:val="35"/>
   </w:num>
   <w:num w:numId="51">
     <w:abstractNumId w:val="13"/>
@@ -29231,19 +29809,19 @@
     <w:abstractNumId w:val="21"/>
   </w:num>
   <w:num w:numId="54">
-    <w:abstractNumId w:val="54"/>
+    <w:abstractNumId w:val="56"/>
   </w:num>
   <w:num w:numId="55">
-    <w:abstractNumId w:val="56"/>
+    <w:abstractNumId w:val="58"/>
   </w:num>
   <w:num w:numId="56">
     <w:abstractNumId w:val="18"/>
   </w:num>
   <w:num w:numId="57">
-    <w:abstractNumId w:val="31"/>
+    <w:abstractNumId w:val="32"/>
   </w:num>
   <w:num w:numId="58">
-    <w:abstractNumId w:val="22"/>
+    <w:abstractNumId w:val="23"/>
   </w:num>
   <w:num w:numId="59">
     <w:abstractNumId w:val="8"/>
@@ -29251,12 +29829,18 @@
   <w:num w:numId="60">
     <w:abstractNumId w:val="2"/>
   </w:num>
+  <w:num w:numId="61">
+    <w:abstractNumId w:val="48"/>
+  </w:num>
+  <w:num w:numId="62">
+    <w:abstractNumId w:val="22"/>
+  </w:num>
   <w:numIdMacAtCleanup w:val="59"/>
 </w:numbering>
 </file>
 
 <file path=word/styles.xml><?xml version="1.0" encoding="utf-8"?>
-<w:styles xmlns:mc="http://schemas.openxmlformats.org/markup-compatibility/2006" xmlns:r="http://schemas.openxmlformats.org/officeDocument/2006/relationships" xmlns:w="http://schemas.openxmlformats.org/wordprocessingml/2006/main" xmlns:w14="http://schemas.microsoft.com/office/word/2010/wordml" xmlns:w15="http://schemas.microsoft.com/office/word/2012/wordml" xmlns:w16cex="http://schemas.microsoft.com/office/word/2018/wordml/cex" xmlns:w16cid="http://schemas.microsoft.com/office/word/2016/wordml/cid" xmlns:w16="http://schemas.microsoft.com/office/word/2018/wordml" xmlns:w16sdtdh="http://schemas.microsoft.com/office/word/2020/wordml/sdtdatahash" xmlns:w16se="http://schemas.microsoft.com/office/word/2015/wordml/symex" mc:Ignorable="w14 w15 w16se w16cid w16 w16cex w16sdtdh">
+<w:styles xmlns:mc="http://schemas.openxmlformats.org/markup-compatibility/2006" xmlns:r="http://schemas.openxmlformats.org/officeDocument/2006/relationships" xmlns:w="http://schemas.openxmlformats.org/wordprocessingml/2006/main" xmlns:w14="http://schemas.microsoft.com/office/word/2010/wordml" xmlns:w15="http://schemas.microsoft.com/office/word/2012/wordml" xmlns:w16cex="http://schemas.microsoft.com/office/word/2018/wordml/cex" xmlns:w16cid="http://schemas.microsoft.com/office/word/2016/wordml/cid" xmlns:w16="http://schemas.microsoft.com/office/word/2018/wordml" xmlns:w16se="http://schemas.microsoft.com/office/word/2015/wordml/symex" mc:Ignorable="w14 w15 w16se w16cid w16 w16cex">
   <w:docDefaults>
     <w:rPrDefault>
       <w:rPr>
@@ -31301,6 +31885,30 @@
 </file>
 
 <file path=customXml/item1.xml><?xml version="1.0" encoding="utf-8"?>
+<?mso-contentType ?>
+<FormTemplates xmlns="http://schemas.microsoft.com/sharepoint/v3/contenttype/forms">
+  <Display>DocumentLibraryForm</Display>
+  <Edit>DocumentLibraryForm</Edit>
+  <New>DocumentLibraryForm</New>
+</FormTemplates>
+</file>
+
+<file path=customXml/item2.xml><?xml version="1.0" encoding="utf-8"?>
+<b:Sources xmlns:b="http://schemas.openxmlformats.org/officeDocument/2006/bibliography" xmlns="http://schemas.openxmlformats.org/officeDocument/2006/bibliography" SelectedStyle="\APASixthEditionOfficeOnline.xsl" StyleName="APA" Version="6"/>
+</file>
+
+<file path=customXml/item3.xml><?xml version="1.0" encoding="utf-8"?>
+<p:properties xmlns:p="http://schemas.microsoft.com/office/2006/metadata/properties" xmlns:xsi="http://www.w3.org/2001/XMLSchema-instance" xmlns:pc="http://schemas.microsoft.com/office/infopath/2007/PartnerControls">
+  <documentManagement>
+    <TaxCatchAll xmlns="13c90a0b-73bc-4dc0-be5f-28d77b615beb" xsi:nil="true"/>
+    <lcf76f155ced4ddcb4097134ff3c332f xmlns="13c93bba-48ce-428c-bfe5-88b42c19b028">
+      <Terms xmlns="http://schemas.microsoft.com/office/infopath/2007/PartnerControls"/>
+    </lcf76f155ced4ddcb4097134ff3c332f>
+  </documentManagement>
+</p:properties>
+</file>
+
+<file path=customXml/item4.xml><?xml version="1.0" encoding="utf-8"?>
 <ct:contentTypeSchema xmlns:ct="http://schemas.microsoft.com/office/2006/metadata/contentType" xmlns:ma="http://schemas.microsoft.com/office/2006/metadata/properties/metaAttributes" ct:_="" ma:_="" ma:contentTypeName="Documento" ma:contentTypeID="0x0101006A81D6BD42E8DF4C91013959704817E1" ma:contentTypeVersion="15" ma:contentTypeDescription="Crear nuevo documento." ma:contentTypeScope="" ma:versionID="bf4f72ffd194f0963ff564daca6869f7">
   <xsd:schema xmlns:xsd="http://www.w3.org/2001/XMLSchema" xmlns:xs="http://www.w3.org/2001/XMLSchema" xmlns:p="http://schemas.microsoft.com/office/2006/metadata/properties" xmlns:ns2="13c90a0b-73bc-4dc0-be5f-28d77b615beb" xmlns:ns3="13c93bba-48ce-428c-bfe5-88b42c19b028" targetNamespace="http://schemas.microsoft.com/office/2006/metadata/properties" ma:root="true" ma:fieldsID="8718d6f4873a5b1392a45044efa78385" ns2:_="" ns3:_="">
     <xsd:import namespace="13c90a0b-73bc-4dc0-be5f-28d77b615beb"/>
@@ -31535,31 +32143,34 @@
 </ct:contentTypeSchema>
 </file>
 
-<file path=customXml/item2.xml><?xml version="1.0" encoding="utf-8"?>
-<p:properties xmlns:p="http://schemas.microsoft.com/office/2006/metadata/properties" xmlns:xsi="http://www.w3.org/2001/XMLSchema-instance" xmlns:pc="http://schemas.microsoft.com/office/infopath/2007/PartnerControls">
-  <documentManagement>
-    <TaxCatchAll xmlns="13c90a0b-73bc-4dc0-be5f-28d77b615beb" xsi:nil="true"/>
-    <lcf76f155ced4ddcb4097134ff3c332f xmlns="13c93bba-48ce-428c-bfe5-88b42c19b028">
-      <Terms xmlns="http://schemas.microsoft.com/office/infopath/2007/PartnerControls"/>
-    </lcf76f155ced4ddcb4097134ff3c332f>
-  </documentManagement>
-</p:properties>
+<file path=customXml/itemProps1.xml><?xml version="1.0" encoding="utf-8"?>
+<ds:datastoreItem xmlns:ds="http://schemas.openxmlformats.org/officeDocument/2006/customXml" ds:itemID="{10663269-2064-4804-8290-36D4A57F5557}">
+  <ds:schemaRefs>
+    <ds:schemaRef ds:uri="http://schemas.microsoft.com/sharepoint/v3/contenttype/forms"/>
+  </ds:schemaRefs>
+</ds:datastoreItem>
 </file>
 
-<file path=customXml/item3.xml><?xml version="1.0" encoding="utf-8"?>
-<b:Sources xmlns:b="http://schemas.openxmlformats.org/officeDocument/2006/bibliography" xmlns="http://schemas.openxmlformats.org/officeDocument/2006/bibliography" SelectedStyle="\APASixthEditionOfficeOnline.xsl" StyleName="APA" Version="6"/>
+<file path=customXml/itemProps2.xml><?xml version="1.0" encoding="utf-8"?>
+<ds:datastoreItem xmlns:ds="http://schemas.openxmlformats.org/officeDocument/2006/customXml" ds:itemID="{2D2B5832-E448-44FA-9BA7-4210E2303E31}">
+  <ds:schemaRefs>
+    <ds:schemaRef ds:uri="http://schemas.openxmlformats.org/officeDocument/2006/bibliography"/>
+  </ds:schemaRefs>
+</ds:datastoreItem>
 </file>
 
-<file path=customXml/item4.xml><?xml version="1.0" encoding="utf-8"?>
-<?mso-contentType ?>
-<FormTemplates xmlns="http://schemas.microsoft.com/sharepoint/v3/contenttype/forms">
-  <Display>DocumentLibraryForm</Display>
-  <Edit>DocumentLibraryForm</Edit>
-  <New>DocumentLibraryForm</New>
-</FormTemplates>
+<file path=customXml/itemProps3.xml><?xml version="1.0" encoding="utf-8"?>
+<ds:datastoreItem xmlns:ds="http://schemas.openxmlformats.org/officeDocument/2006/customXml" ds:itemID="{1279454D-02BE-4A9C-A117-DCD1573E2608}">
+  <ds:schemaRefs>
+    <ds:schemaRef ds:uri="http://schemas.microsoft.com/office/2006/metadata/properties"/>
+    <ds:schemaRef ds:uri="http://schemas.microsoft.com/office/infopath/2007/PartnerControls"/>
+    <ds:schemaRef ds:uri="13c90a0b-73bc-4dc0-be5f-28d77b615beb"/>
+    <ds:schemaRef ds:uri="13c93bba-48ce-428c-bfe5-88b42c19b028"/>
+  </ds:schemaRefs>
+</ds:datastoreItem>
 </file>
 
-<file path=customXml/itemProps1.xml><?xml version="1.0" encoding="utf-8"?>
+<file path=customXml/itemProps4.xml><?xml version="1.0" encoding="utf-8"?>
 <ds:datastoreItem xmlns:ds="http://schemas.openxmlformats.org/officeDocument/2006/customXml" ds:itemID="{59065960-E0CA-4804-83B5-320CBCDCC160}">
   <ds:schemaRefs>
     <ds:schemaRef ds:uri="http://schemas.microsoft.com/office/2006/metadata/contentType"/>
@@ -31576,31 +32187,4 @@
     <ds:schemaRef ds:uri="http://schemas.microsoft.com/internal/obd"/>
   </ds:schemaRefs>
 </ds:datastoreItem>
-</file>
-
-<file path=customXml/itemProps2.xml><?xml version="1.0" encoding="utf-8"?>
-<ds:datastoreItem xmlns:ds="http://schemas.openxmlformats.org/officeDocument/2006/customXml" ds:itemID="{1279454D-02BE-4A9C-A117-DCD1573E2608}">
-  <ds:schemaRefs>
-    <ds:schemaRef ds:uri="http://schemas.microsoft.com/office/2006/metadata/properties"/>
-    <ds:schemaRef ds:uri="http://schemas.microsoft.com/office/infopath/2007/PartnerControls"/>
-    <ds:schemaRef ds:uri="13c90a0b-73bc-4dc0-be5f-28d77b615beb"/>
-    <ds:schemaRef ds:uri="13c93bba-48ce-428c-bfe5-88b42c19b028"/>
-  </ds:schemaRefs>
-</ds:datastoreItem>
-</file>
-
-<file path=customXml/itemProps3.xml><?xml version="1.0" encoding="utf-8"?>
-<ds:datastoreItem xmlns:ds="http://schemas.openxmlformats.org/officeDocument/2006/customXml" ds:itemID="{2D2B5832-E448-44FA-9BA7-4210E2303E31}">
-  <ds:schemaRefs>
-    <ds:schemaRef ds:uri="http://schemas.openxmlformats.org/officeDocument/2006/bibliography"/>
-  </ds:schemaRefs>
-</ds:datastoreItem>
-</file>
-
-<file path=customXml/itemProps4.xml><?xml version="1.0" encoding="utf-8"?>
-<ds:datastoreItem xmlns:ds="http://schemas.openxmlformats.org/officeDocument/2006/customXml" ds:itemID="{10663269-2064-4804-8290-36D4A57F5557}">
-  <ds:schemaRefs>
-    <ds:schemaRef ds:uri="http://schemas.microsoft.com/sharepoint/v3/contenttype/forms"/>
-  </ds:schemaRefs>
-</ds:datastoreItem>
 </file>